--- a/assignments/제출용/원예작물학1_결과보고서_제출용.docx
+++ b/assignments/제출용/원예작물학1_결과보고서_제출용.docx
@@ -445,7 +445,7 @@
         <w:rPr>
           <w:b w:val="0"/>
         </w:rPr>
-        <w:t>토마토를 선택한 이유는 스마트팜 창업을 준비하면서 재배 환경뿐 아니라 판매가격에도 관심을 갖게 되었기 때문입니다. 실제로 생산을 시작한다면 토마토를 잘 키우는 것만큼 언제 출하하는지도 중요할 것입니다. 이번에는 제가 사는 대전광역시의 일반 토마토(상품, 1kg) 소매가격을 2023년 10월부터 2026년 9월까지 36개월간 살펴봤습니다. KAMIS 일별 가격을 월평균으로 계산하고 전국 평균과 비교했습니다. 기상은 기상청 대전 관측소(133)의 월자료를 이용했으며, 계산은 Excel로 진행했습니다.</w:t>
+        <w:t>토마토를 선택한 이유는 스마트팜 창업을 준비하면서 재배 환경뿐 아니라 판매가격에도 관심을 갖게 되었기 때문입니다. 실제로 생산을 시작한다면 재배 기술만큼이나 출하 시기를 정하는 일도 중요하다고 생각했습니다. 이번 과제에서는 제가 거주하는 대전광역시의 일반 토마토(상품, 1kg) 소매가격을 2023년 10월부터 2026년 9월까지 36개월간 살펴보았습니다. KAMIS 일별 가격을 월평균으로 계산하고 전국 평균과 비교했습니다. 기상은 기상청 대전 관측소(133)의 월자료를 이용했으며, 계산은 Excel로 진행했습니다.</w:t>
       </w:r>
     </w:p>
     <w:p>
@@ -1870,7 +1870,7 @@
       <w:r>
         <w:drawing xmlns:a="http://schemas.openxmlformats.org/drawingml/2006/main" xmlns:c="http://schemas.openxmlformats.org/drawingml/2006/chart">
           <wp:inline distT="0" distB="0" distL="0" distR="0">
-            <wp:extent cx="6120000" cy="1800000"/>
+            <wp:extent cx="6120000" cy="1656000"/>
             <wp:effectExtent l="0" t="0" r="0" b="0"/>
             <wp:docPr id="1001" name="Chart 1"/>
             <wp:cNvGraphicFramePr/>
@@ -1893,7 +1893,7 @@
         <w:rPr>
           <w:b w:val="0"/>
         </w:rPr>
-        <w:t>표 1과 그래프 1을 보면 가격이 낮아지는 시기와 높아지는 시기가 비교적 뚜렷합니다. 3년 평균으로 6월은 4,446원, 10월은 10,935원으로 차이가 약 2.5배였습니다. 여름에 낮아진 가격이 가을에 오르는 흐름이 반복된 셈입니다. 다만 같은 10월이라도 2024년에는 12,520원, 2025년에는 8,542원으로 차이가 컸습니다. 가을에 출하한다고 반드시 높은 가격을 받는 것은 아니라는 뜻입니다. 기간별 평균도 7,625원, 7,523원, 6,385원으로 마지막 1년이 가장 낮았습니다. 가격이 높은 달을 고르는 일뿐 아니라 해마다 달라지는 시장 상황을 살펴야 하는 이유입니다.</w:t>
+        <w:t>표 1과 그래프 1을 보면 가격이 낮아지는 시기와 높아지는 시기가 비교적 뚜렷합니다. 3년 평균으로 6월은 4,446원, 10월은 10,935원으로 차이가 약 2.5배였습니다. 여름에 낮아진 가격이 가을에 다시 오르는 흐름이 해마다 반복되었다고 볼 수 있습니다. 다만 같은 10월이라도 2024년에는 12,520원, 2025년에는 8,542원으로 차이가 컸습니다. 가을에 출하하더라도 항상 높은 가격을 기대하기는 어렵다는 점을 보여 줍니다. 기간별 평균도 7,625원, 7,523원, 6,385원으로 마지막 1년이 가장 낮았습니다. 가격이 높은 달을 고르는 일뿐 아니라 해마다 달라지는 시장 상황을 살펴야 하는 이유입니다.</w:t>
       </w:r>
     </w:p>
     <w:p>
@@ -1906,7 +1906,7 @@
         <w:rPr>
           <w:b w:val="0"/>
         </w:rPr>
-        <w:t>대전 가격은 전국 자료와 함께 비교할 수 있는 27개월 동안 모두 전국 평균보다 높았으며, 평균 차이는 12.6%였습니다. 그렇지만 두 가격의 상관계수는 0.985로 움직임이 거의 같았습니다. 대전에서 가격이 높게 형성됐다고 해서 대전만의 독립적인 시장이 있다는 뜻은 아닙니다. 오히려 실제 판매 시기를 판단할 때 지역 가격과 함께 전국적인 가격 흐름을 확인할 필요가 있음을 보여줍니다. 단, 소매가격이 곧 농가 판매가격이나 수익은 아니라는 점은 구분해야 합니다.</w:t>
+        <w:t>대전 가격은 전국 자료와 함께 비교할 수 있는 27개월 동안 모두 전국 평균보다 높았으며, 평균 차이는 12.6%였습니다. 다만 두 가격의 상관계수는 0.985로, 변동 방향은 거의 일치했습니다. 대전에서 가격이 높게 형성되었다고 해서 대전만의 독립적인 시장이 있다는 뜻은 아닙니다. 오히려 실제 판매 시기를 판단할 때 지역 가격과 함께 전국적인 가격 흐름을 확인할 필요가 있음을 보여줍니다. 또한 소매가격이 곧 농가의 판매가격이나 수익을 의미하지는 않는다는 점도 구분할 필요가 있습니다.</w:t>
       </w:r>
     </w:p>
     <w:p>
@@ -2545,7 +2545,7 @@
       <w:r>
         <w:drawing xmlns:a="http://schemas.openxmlformats.org/drawingml/2006/main" xmlns:c="http://schemas.openxmlformats.org/drawingml/2006/chart">
           <wp:inline distT="0" distB="0" distL="0" distR="0">
-            <wp:extent cx="6120000" cy="1728000"/>
+            <wp:extent cx="6120000" cy="1584000"/>
             <wp:effectExtent l="0" t="0" r="0" b="0"/>
             <wp:docPr id="1002" name="Chart 2"/>
             <wp:cNvGraphicFramePr/>
@@ -2582,7 +2582,7 @@
         <w:rPr>
           <w:b w:val="0"/>
         </w:rPr>
-        <w:t>표 2에서 먼저 눈에 띄는 것은 일조시간입니다. 가격과의 상관계수는 같은 달 −0.41, 1개월 전 −0.49, 2개월 전 −0.44로 모두 음수였습니다. 일조시간이 짧았던 시기와 그 이후에 가격이 상대적으로 높았다는 의미입니다. 토마토는 빛이 부족하면 생육과 착색에 영향을 받을 수 있으므로(제주특별자치도농업기술원), 일조 부족이 생산에 불리하게 작용했을 가능성을 생각해 볼 수 있습니다. 다만 이 자료에는 실제 출하량이 없어 일조 부족 때문에 공급이 줄었다고 확정할 수는 없습니다. 평균상대습도는 2개월 전 값과의 상관계수가 0.74로 가장 컸습니다. 습한 시기에 구름이 많고 일조가 줄어드는 현상이 함께 나타났을 수 있지만, 이 역시 추가 확인이 필요합니다.</w:t>
+        <w:t>표 2에서 가장 두드러진 요소는 일조시간입니다. 가격과의 상관계수는 같은 달 −0.41, 1개월 전 −0.49, 2개월 전 −0.44로 모두 음수였습니다. 일조시간이 짧았던 시기와 그 이후에 가격이 상대적으로 높았다는 의미입니다. 토마토는 빛이 부족하면 생육과 착색에 영향을 받을 수 있으므로(제주특별자치도농업기술원), 일조 부족이 생산에 불리하게 작용했을 가능성을 생각해 볼 수 있습니다. 다만 이 자료에는 실제 출하량이 없어 일조 부족 때문에 공급이 줄었다고 확정할 수는 없습니다. 평균상대습도는 2개월 전 값과의 상관계수가 0.74로 가장 컸습니다. 습한 시기에 구름이 많고 일조가 줄어드는 현상이 함께 나타났을 수 있지만, 이 역시 추가 확인이 필요합니다.</w:t>
       </w:r>
     </w:p>
     <w:p>
@@ -2595,7 +2595,7 @@
         <w:rPr>
           <w:b w:val="0"/>
         </w:rPr>
-        <w:t>기온과 가격의 관계는 더 조심해서 읽어야 합니다. 같은 달 평균기온과의 상관계수는 −0.34였지만 2개월 전 기온과는 0.29로 방향이 달랐습니다. 이를 두고 기온이 높으면 가격이 오르거나 내린다고 단정하기는 어렵습니다. 여름에는 기온이 높으면서 가격이 낮고, 가을에는 가격이 오르는 계절 흐름이 함께 반영됐을 수 있기 때문입니다. 결국 표 2의 상관계수는 날씨를 살펴볼 단서는 되지만, 생산량과 가격의 원인을 가려내기에는 부족합니다. 그래서 같은 달을 연도별로 비교해 보았습니다.</w:t>
+        <w:t>기온과 가격의 관계는 보다 신중하게 해석할 필요가 있습니다. 같은 달 평균기온과의 상관계수는 −0.34였지만 2개월 전 기온과는 0.29로 방향이 달랐습니다. 이를 두고 기온이 높으면 가격이 오르거나 내린다고 단정하기는 어렵습니다. 여름에는 기온이 높으면서 가격이 낮고, 가을에는 가격이 오르는 계절 흐름이 함께 반영되었을 가능성이 있기 때문입니다. 따라서 표 2의 상관계수는 기상의 영향을 살펴보는 단서는 될 수 있지만, 생산량과 가격 변동의 원인을 가려내기에는 어려움이 있습니다. 이에 같은 달을 연도별로 비교하여 보완하였습니다.</w:t>
       </w:r>
     </w:p>
     <w:p>
@@ -2635,7 +2635,7 @@
         <w:rPr>
           <w:b w:val="0"/>
         </w:rPr>
-        <w:t>2025년 8월에는 가격이 7,596원으로 2024년 같은 달보다 36.5% 높았습니다. 2025년 6월 대전 강수량은 300.1mm로 전년 6월(76.9mm)의 약 4배였고, 7월에도 300.8mm가 내렸습니다. 7월 폭우로 생육이 늦어져 출하가 지연됐다는 보도도 있었습니다(한국경제, 2025.7.30). 앞선 상관분석에서 비가 많은 시기와 이후 가격이 높게 나타난 경향을 이해하는 데 도움이 되는 사례입니다. 재배자 입장에서는 비가 많이 오는 달의 기상 상황만 볼 것이 아니라, 이후 출하 일정이 밀릴 가능성까지 함께 살펴야 한다는 의미가 있습니다.</w:t>
+        <w:t>2025년 8월에는 가격이 7,596원으로 2024년 같은 달보다 36.5% 높았습니다. 2025년 6월 대전 강수량은 300.1mm로 전년 6월(76.9mm)의 약 4배였고, 7월에도 300.8mm의 비가 내렸습니다. 7월 폭우로 생육이 늦어져 출하가 지연되었다는 보도도 있었습니다(한국경제, 2025.7.30). 앞선 상관분석에서 비가 많은 시기와 이후 가격이 높게 나타난 경향을 이해하는 데 도움이 되는 사례입니다. 재배자의 입장에서는 강수가 많은 달의 기상 상황뿐 아니라, 이후 출하 일정이 지연될 가능성까지 함께 살펴야 한다는 의미가 있습니다.</w:t>
       </w:r>
     </w:p>
     <w:p>
@@ -2648,7 +2648,7 @@
         <w:rPr>
           <w:b w:val="0"/>
         </w:rPr>
-        <w:t>반대로 2026년 6월 가격은 4,207원으로 36개월 중 가장 낮았습니다. 직전 5월의 일조시간은 274.4시간으로 2025년 5월(194.1시간)보다 길었으며, 6월 강수량도 109.7mm로 전년(300.1mm)보다 적었습니다. 농림축산식품부는 그해 여름 양호한 기상과 재배면적 확대에 따라 출하량이 늘었다고 설명했습니다(농림축산식품부, 2026). 생산 여건이 좋아진 것이 재배자에게 반드시 높은 판매가격을 뜻하지는 않는다는 점이 중요합니다. 공급이 늘어나면 오히려 가격이 낮아질 수 있기 때문입니다. 수확량뿐 아니라 출하 시점과 예상 공급량을 함께 따져야 합니다.</w:t>
+        <w:t>반대로 2026년 6월 가격은 4,207원으로 36개월 중 가장 낮았습니다. 직전 5월의 일조시간은 274.4시간으로 2025년 5월(194.1시간)보다 길었으며, 6월 강수량도 109.7mm로 전년(300.1mm)보다 적었습니다. 농림축산식품부는 그해 여름 양호한 기상과 재배면적 확대에 따라 출하량이 늘었다고 설명했습니다(농림축산식품부, 2026). 생산 여건이 좋아졌다고 해서 재배자가 반드시 높은 판매가격을 받기는 어렵다는 점도 확인할 수 있습니다. 공급이 늘어나면 오히려 가격이 낮아질 수 있기 때문입니다. 수확량뿐 아니라 출하 시점과 예상 공급량을 함께 고려해야 합니다.</w:t>
       </w:r>
     </w:p>
     <w:p>
@@ -2715,7 +2715,7 @@
         <w:rPr>
           <w:b w:val="0"/>
         </w:rPr>
-        <w:t>일조시간과 습도는 가격과 비교적 뚜렷한 상관을 보였지만, 그 수치만으로 원인을 설명할 수는 없었습니다. 스마트팜을 준비하는 입장에서 중요한 점은 기상을 예측하는 것에 그치지 않고, 고온이나 일조 부족으로 출하가 늦어질 가능성과 같은 시기 시장에 풀리는 물량까지 함께 살펴야 한다는 것입니다. 앞으로는 월별 소매가격뿐 아니라 도매가격, 출하량, 냉난방 비용도 비교해 실제 수익을 기준으로 재배 계획을 세워 보고 싶습니다.</w:t>
+        <w:t>일조시간과 습도는 가격과 비교적 뚜렷한 상관을 보였지만, 그 수치만으로 원인을 설명할 수는 없었습니다. 스마트팜을 준비하는 입장에서 중요한 점은 기상을 예측하는 것에 그치지 않고, 고온이나 일조 부족으로 출하가 늦어질 가능성과 같은 시기에 시장에 출하되는 물량까지 함께 살펴야 한다는 것입니다. 앞으로는 월별 소매가격뿐 아니라 도매가격, 출하량, 냉난방 비용도 비교해 실제 수익을 기준으로 재배 계획을 세워 보고 싶습니다.</w:t>
       </w:r>
     </w:p>
     <w:p>

--- a/assignments/제출용/원예작물학1_결과보고서_제출용.docx
+++ b/assignments/제출용/원예작물학1_결과보고서_제출용.docx
@@ -4,50 +4,108 @@
   <w:body>
     <w:p>
       <w:pPr>
-        <w:spacing w:before="0" w:after="0" w:line="240" w:lineRule="auto"/>
-        <w:jc w:val="left"/>
-      </w:pPr>
-    </w:p>
-    <w:p>
-      <w:pPr>
-        <w:spacing w:before="0" w:after="0" w:line="240" w:lineRule="auto"/>
-        <w:jc w:val="left"/>
-      </w:pPr>
-    </w:p>
-    <w:p>
-      <w:pPr>
-        <w:spacing w:before="0" w:after="0" w:line="240" w:lineRule="auto"/>
-        <w:jc w:val="left"/>
-      </w:pPr>
-    </w:p>
-    <w:p>
-      <w:pPr>
-        <w:spacing w:before="0" w:after="280" w:line="240" w:lineRule="auto"/>
+        <w:widowControl w:val="0"/>
+        <w:autoSpaceDE w:val="0"/>
+        <w:snapToGrid w:val="0"/>
+        <w:spacing w:before="0" w:after="0" w:line="384" w:lineRule="auto"/>
+        <w:ind w:left="0" w:right="0" w:firstLine="0"/>
         <w:jc w:val="center"/>
+        <w:textAlignment w:val="baseline"/>
+        <w:rPr>
+          <w:rFonts w:ascii="HY헤드라인M" w:hAnsi="HY헤드라인M" w:eastAsia="HY헤드라인M" w:cs="Times New Roman"/>
+          <w:b w:val="0"/>
+          <w:bCs w:val="0"/>
+          <w:i w:val="0"/>
+          <w:color w:val="000000"/>
+          <w:kern w:val="2"/>
+          <w:sz w:val="40"/>
+          <w:szCs w:val="22"/>
+        </w:rPr>
       </w:pPr>
       <w:r>
         <w:rPr>
-          <w:rFonts w:ascii="굴림" w:hAnsi="굴림" w:eastAsia="굴림"/>
-          <w:b/>
+          <w:rFonts w:ascii="HY헤드라인M" w:hAnsi="HY헤드라인M" w:eastAsia="HY헤드라인M" w:cs="Times New Roman"/>
+          <w:b w:val="0"/>
+          <w:bCs w:val="0"/>
+          <w:i w:val="0"/>
+          <w:color w:val="000000"/>
+          <w:kern w:val="2"/>
           <w:sz w:val="40"/>
+          <w:szCs w:val="22"/>
         </w:rPr>
-        <w:t>2026  학년도  2  학기 중간과제물</w:t>
+        <w:t xml:space="preserve">2026  </w:t>
       </w:r>
       <w:r>
         <w:rPr>
-          <w:rFonts w:ascii="굴림" w:hAnsi="굴림" w:eastAsia="굴림"/>
-          <w:b/>
-          <w:color w:val="0000FF"/>
+          <w:rFonts w:ascii="HY헤드라인M" w:hAnsi="HY헤드라인M" w:eastAsia="HY헤드라인M" w:cs="Times New Roman"/>
+          <w:b w:val="0"/>
+          <w:bCs w:val="0"/>
+          <w:i w:val="0"/>
+          <w:color w:val="000000"/>
+          <w:kern w:val="2"/>
           <w:sz w:val="40"/>
+          <w:szCs w:val="22"/>
         </w:rPr>
-        <w:t>(온라인 제출용)</w:t>
+        <w:t xml:space="preserve">학년도  2학기 </w:t>
+      </w:r>
+      <w:r>
+        <w:rPr>
+          <w:rFonts w:ascii="HY헤드라인M" w:hAnsi="HY헤드라인M" w:eastAsia="HY헤드라인M" w:cs="Times New Roman"/>
+          <w:b w:val="0"/>
+          <w:bCs w:val="0"/>
+          <w:i w:val="0"/>
+          <w:color w:val="000000"/>
+          <w:kern w:val="2"/>
+          <w:sz w:val="40"/>
+          <w:szCs w:val="22"/>
+        </w:rPr>
+        <w:t xml:space="preserve">중간과제물</w:t>
+      </w:r>
+      <w:r>
+        <w:rPr>
+          <w:rFonts w:ascii="HY헤드라인M" w:hAnsi="HY헤드라인M" w:eastAsia="HY헤드라인M" w:cs="Times New Roman"/>
+          <w:b w:val="0"/>
+          <w:bCs w:val="0"/>
+          <w:i w:val="0"/>
+          <w:color w:val="000000"/>
+          <w:kern w:val="2"/>
+          <w:sz w:val="40"/>
+          <w:szCs w:val="22"/>
+        </w:rPr>
+        <w:t xml:space="preserve">(</w:t>
+      </w:r>
+      <w:r>
+        <w:rPr>
+          <w:rFonts w:ascii="HY헤드라인M" w:hAnsi="HY헤드라인M" w:eastAsia="HY헤드라인M" w:cs="Times New Roman"/>
+          <w:b w:val="0"/>
+          <w:bCs w:val="0"/>
+          <w:i w:val="0"/>
+          <w:color w:val="000000"/>
+          <w:kern w:val="2"/>
+          <w:sz w:val="40"/>
+          <w:szCs w:val="22"/>
+        </w:rPr>
+        <w:t xml:space="preserve">온라인 제출용</w:t>
+      </w:r>
+      <w:r>
+        <w:rPr>
+          <w:rFonts w:ascii="HY헤드라인M" w:hAnsi="HY헤드라인M" w:eastAsia="HY헤드라인M" w:cs="Times New Roman"/>
+          <w:b w:val="0"/>
+          <w:bCs w:val="0"/>
+          <w:i w:val="0"/>
+          <w:color w:val="000000"/>
+          <w:kern w:val="2"/>
+          <w:sz w:val="40"/>
+          <w:szCs w:val="22"/>
+        </w:rPr>
+        <w:t xml:space="preserve">)</w:t>
       </w:r>
     </w:p>
     <w:tbl>
       <w:tblPr>
-        <w:tblW w:type="dxa" w:w="8390"/>
+        <w:tblW w:w="9520" w:type="dxa"/>
         <w:jc w:val="left"/>
-        <w:tblLook w:firstColumn="1" w:firstRow="1" w:lastColumn="0" w:lastRow="0" w:noHBand="0" w:noVBand="1" w:val="04A0"/>
+        <w:tblInd w:w="102" w:type="dxa"/>
         <w:tblBorders>
           <w:top w:val="nil"/>
           <w:left w:val="nil"/>
@@ -57,355 +115,942 @@
           <w:insideV w:val="nil"/>
         </w:tblBorders>
         <w:tblLayout w:type="fixed"/>
+        <w:tblCellMar>
+          <w:top w:w="28" w:type="dxa"/>
+          <w:left w:w="102" w:type="dxa"/>
+          <w:bottom w:w="28" w:type="dxa"/>
+          <w:right w:w="102" w:type="dxa"/>
+        </w:tblCellMar>
+        <w:tblLook w:val="0000" w:firstRow="0" w:lastRow="0" w:firstColumn="0" w:lastColumn="0" w:noHBand="0" w:noVBand="0"/>
       </w:tblPr>
       <w:tblGrid>
-        <w:gridCol w:w="453"/>
-        <w:gridCol w:w="2267"/>
-        <w:gridCol w:w="5669"/>
+        <w:gridCol w:w="427"/>
+        <w:gridCol w:w="1549"/>
+        <w:gridCol w:w="259"/>
+        <w:gridCol w:w="7285"/>
       </w:tblGrid>
       <w:tr>
+        <w:trPr>
+          <w:trHeight w:val="266" w:hRule="atLeast"/>
+        </w:trPr>
         <w:tc>
           <w:tcPr>
-            <w:tcW w:type="dxa" w:w="454"/>
+            <w:tcW w:w="427" w:type="dxa"/>
+            <w:tcBorders>
+              <w:top w:val="single" w:sz="2" w:space="0" w:color="000000"/>
+              <w:left w:val="single" w:sz="2" w:space="0" w:color="000000"/>
+            </w:tcBorders>
             <w:vAlign w:val="center"/>
           </w:tcPr>
           <w:p>
             <w:pPr>
-              <w:spacing w:line="240" w:lineRule="auto"/>
+              <w:widowControl w:val="0"/>
+              <w:autoSpaceDE w:val="0"/>
+              <w:snapToGrid w:val="0"/>
+              <w:spacing w:before="0" w:after="0" w:line="240" w:lineRule="auto"/>
+              <w:ind w:left="0" w:right="0" w:firstLine="0"/>
+              <w:jc w:val="both"/>
+              <w:textAlignment w:val="baseline"/>
+              <w:rPr>
+                <w:rFonts w:ascii="바탕" w:hAnsi="바탕" w:eastAsia="바탕" w:cs="Times New Roman"/>
+                <w:b w:val="0"/>
+                <w:bCs w:val="0"/>
+                <w:i w:val="0"/>
+                <w:color w:val="000000"/>
+                <w:kern w:val="2"/>
+                <w:sz w:val="24"/>
+                <w:szCs w:val="22"/>
+              </w:rPr>
             </w:pPr>
             <w:r>
               <w:rPr>
-                <w:rFonts w:ascii="굴림" w:hAnsi="굴림" w:eastAsia="굴림"/>
-                <w:b/>
-                <w:sz w:val="26"/>
+                <w:rFonts w:ascii="바탕" w:hAnsi="바탕" w:eastAsia="바탕" w:cs="Times New Roman"/>
+                <w:b w:val="0"/>
+                <w:bCs w:val="0"/>
+                <w:i w:val="0"/>
+                <w:color w:val="000000"/>
+                <w:kern w:val="2"/>
+                <w:sz w:val="24"/>
+                <w:szCs w:val="22"/>
               </w:rPr>
-              <w:t>❍</w:t>
+              <w:t xml:space="preserve"></w:t>
             </w:r>
           </w:p>
         </w:tc>
         <w:tc>
           <w:tcPr>
-            <w:tcW w:type="dxa" w:w="2268"/>
+            <w:tcW w:w="1549" w:type="dxa"/>
+            <w:tcBorders>
+              <w:top w:val="single" w:sz="2" w:space="0" w:color="000000"/>
+            </w:tcBorders>
             <w:vAlign w:val="center"/>
           </w:tcPr>
           <w:p>
             <w:pPr>
-              <w:spacing w:line="240" w:lineRule="auto"/>
+              <w:widowControl w:val="0"/>
+              <w:autoSpaceDE w:val="0"/>
+              <w:snapToGrid w:val="0"/>
+              <w:spacing w:before="0" w:after="0" w:line="240" w:lineRule="auto"/>
+              <w:ind w:left="0" w:right="0" w:firstLine="0"/>
               <w:jc w:val="distribute"/>
+              <w:textAlignment w:val="baseline"/>
+              <w:rPr>
+                <w:rFonts w:ascii="바탕" w:hAnsi="바탕" w:eastAsia="맑은 고딕" w:cs="Times New Roman"/>
+                <w:b/>
+                <w:bCs w:val="0"/>
+                <w:i w:val="0"/>
+                <w:color w:val="000000"/>
+                <w:kern w:val="2"/>
+                <w:sz w:val="24"/>
+                <w:szCs w:val="22"/>
+              </w:rPr>
             </w:pPr>
             <w:r>
               <w:rPr>
-                <w:rFonts w:ascii="굴림" w:hAnsi="굴림" w:eastAsia="굴림"/>
+                <w:rFonts w:ascii="바탕" w:hAnsi="바탕" w:eastAsia="맑은 고딕" w:cs="Times New Roman"/>
                 <w:b/>
-                <w:sz w:val="26"/>
+                <w:bCs w:val="0"/>
+                <w:i w:val="0"/>
+                <w:color w:val="000000"/>
+                <w:kern w:val="2"/>
+                <w:sz w:val="24"/>
+                <w:szCs w:val="22"/>
               </w:rPr>
-              <w:t>교 과 목 명</w:t>
+              <w:t xml:space="preserve">교과목명</w:t>
             </w:r>
           </w:p>
         </w:tc>
         <w:tc>
           <w:tcPr>
-            <w:tcW w:type="dxa" w:w="5669"/>
+            <w:tcW w:w="259" w:type="dxa"/>
+            <w:tcBorders>
+              <w:top w:val="single" w:sz="2" w:space="0" w:color="000000"/>
+            </w:tcBorders>
             <w:vAlign w:val="center"/>
           </w:tcPr>
           <w:p>
             <w:pPr>
-              <w:spacing w:line="240" w:lineRule="auto"/>
+              <w:widowControl w:val="0"/>
+              <w:autoSpaceDE w:val="0"/>
+              <w:snapToGrid w:val="0"/>
+              <w:spacing w:before="0" w:after="0" w:line="240" w:lineRule="auto"/>
+              <w:ind w:left="0" w:right="0" w:firstLine="0"/>
+              <w:jc w:val="both"/>
+              <w:textAlignment w:val="baseline"/>
+              <w:rPr>
+                <w:rFonts w:ascii="맑은 고딕" w:hAnsi="맑은 고딕" w:eastAsia="바탕" w:cs="Times New Roman"/>
+                <w:b w:val="0"/>
+                <w:bCs w:val="0"/>
+                <w:i w:val="0"/>
+                <w:color w:val="000000"/>
+                <w:kern w:val="2"/>
+                <w:sz w:val="24"/>
+                <w:szCs w:val="22"/>
+              </w:rPr>
             </w:pPr>
             <w:r>
               <w:rPr>
-                <w:rFonts w:ascii="굴림" w:hAnsi="굴림" w:eastAsia="굴림"/>
+                <w:rFonts w:ascii="맑은 고딕" w:hAnsi="맑은 고딕" w:eastAsia="바탕" w:cs="Times New Roman"/>
                 <w:b w:val="0"/>
-                <w:sz w:val="26"/>
+                <w:bCs w:val="0"/>
+                <w:i w:val="0"/>
+                <w:color w:val="000000"/>
+                <w:kern w:val="2"/>
+                <w:sz w:val="24"/>
+                <w:szCs w:val="22"/>
               </w:rPr>
-              <w:t xml:space="preserve"> :  원예작물학1</w:t>
+              <w:t xml:space="preserve">:</w:t>
+            </w:r>
+          </w:p>
+        </w:tc>
+        <w:tc>
+          <w:tcPr>
+            <w:tcW w:w="7285" w:type="dxa"/>
+            <w:tcBorders>
+              <w:top w:val="single" w:sz="2" w:space="0" w:color="000000"/>
+              <w:right w:val="single" w:sz="2" w:space="0" w:color="000000"/>
+            </w:tcBorders>
+            <w:vAlign w:val="center"/>
+          </w:tcPr>
+          <w:p>
+            <w:pPr>
+              <w:widowControl w:val="0"/>
+              <w:autoSpaceDE w:val="0"/>
+              <w:snapToGrid w:val="0"/>
+              <w:spacing w:before="0" w:after="0" w:line="240" w:lineRule="auto"/>
+              <w:ind w:left="0" w:right="0" w:firstLine="0"/>
+              <w:jc w:val="both"/>
+              <w:textAlignment w:val="baseline"/>
+              <w:rPr>
+                <w:rFonts w:ascii="맑은 고딕" w:hAnsi="맑은 고딕" w:eastAsia="맑은 고딕" w:cs="Times New Roman"/>
+                <w:b w:val="0"/>
+                <w:bCs w:val="0"/>
+                <w:i w:val="0"/>
+                <w:color w:val="000000"/>
+                <w:kern w:val="2"/>
+                <w:sz w:val="24"/>
+                <w:szCs w:val="22"/>
+              </w:rPr>
+            </w:pPr>
+            <w:r>
+              <w:rPr>
+                <w:rFonts w:ascii="맑은 고딕" w:hAnsi="맑은 고딕" w:eastAsia="맑은 고딕" w:cs="Times New Roman"/>
+                <w:b w:val="0"/>
+                <w:bCs w:val="0"/>
+                <w:i w:val="0"/>
+                <w:color w:val="000000"/>
+                <w:kern w:val="2"/>
+                <w:sz w:val="24"/>
+                <w:szCs w:val="22"/>
+              </w:rPr>
+              <w:t xml:space="preserve">원예작물학1</w:t>
             </w:r>
           </w:p>
         </w:tc>
       </w:tr>
       <w:tr>
+        <w:trPr>
+          <w:trHeight w:val="266" w:hRule="atLeast"/>
+        </w:trPr>
         <w:tc>
           <w:tcPr>
-            <w:tcW w:type="dxa" w:w="454"/>
+            <w:tcW w:w="427" w:type="dxa"/>
+            <w:tcBorders>
+              <w:left w:val="single" w:sz="2" w:space="0" w:color="000000"/>
+            </w:tcBorders>
             <w:vAlign w:val="center"/>
           </w:tcPr>
           <w:p>
             <w:pPr>
-              <w:spacing w:line="240" w:lineRule="auto"/>
+              <w:widowControl w:val="0"/>
+              <w:autoSpaceDE w:val="0"/>
+              <w:snapToGrid w:val="0"/>
+              <w:spacing w:before="0" w:after="0" w:line="240" w:lineRule="auto"/>
+              <w:ind w:left="0" w:right="0" w:firstLine="0"/>
+              <w:jc w:val="both"/>
+              <w:textAlignment w:val="baseline"/>
+              <w:rPr>
+                <w:rFonts w:ascii="바탕" w:hAnsi="바탕" w:eastAsia="바탕" w:cs="Times New Roman"/>
+                <w:b w:val="0"/>
+                <w:bCs w:val="0"/>
+                <w:i w:val="0"/>
+                <w:color w:val="000000"/>
+                <w:kern w:val="2"/>
+                <w:sz w:val="24"/>
+                <w:szCs w:val="22"/>
+              </w:rPr>
             </w:pPr>
             <w:r>
               <w:rPr>
-                <w:rFonts w:ascii="굴림" w:hAnsi="굴림" w:eastAsia="굴림"/>
-                <w:b/>
-                <w:sz w:val="26"/>
+                <w:rFonts w:ascii="바탕" w:hAnsi="바탕" w:eastAsia="바탕" w:cs="Times New Roman"/>
+                <w:b w:val="0"/>
+                <w:bCs w:val="0"/>
+                <w:i w:val="0"/>
+                <w:color w:val="000000"/>
+                <w:kern w:val="2"/>
+                <w:sz w:val="24"/>
+                <w:szCs w:val="22"/>
               </w:rPr>
-              <w:t>❍</w:t>
+              <w:t xml:space="preserve"></w:t>
             </w:r>
           </w:p>
         </w:tc>
         <w:tc>
           <w:tcPr>
-            <w:tcW w:type="dxa" w:w="2268"/>
+            <w:tcW w:w="1549" w:type="dxa"/>
+            <w:tcBorders/>
             <w:vAlign w:val="center"/>
           </w:tcPr>
           <w:p>
             <w:pPr>
-              <w:spacing w:line="240" w:lineRule="auto"/>
+              <w:widowControl w:val="0"/>
+              <w:autoSpaceDE w:val="0"/>
+              <w:snapToGrid w:val="0"/>
+              <w:spacing w:before="0" w:after="0" w:line="240" w:lineRule="auto"/>
+              <w:ind w:left="0" w:right="0" w:firstLine="0"/>
               <w:jc w:val="distribute"/>
+              <w:textAlignment w:val="baseline"/>
+              <w:rPr>
+                <w:rFonts w:ascii="바탕" w:hAnsi="바탕" w:eastAsia="맑은 고딕" w:cs="Times New Roman"/>
+                <w:b/>
+                <w:bCs w:val="0"/>
+                <w:i w:val="0"/>
+                <w:color w:val="000000"/>
+                <w:kern w:val="2"/>
+                <w:sz w:val="24"/>
+                <w:szCs w:val="22"/>
+              </w:rPr>
             </w:pPr>
             <w:r>
               <w:rPr>
-                <w:rFonts w:ascii="굴림" w:hAnsi="굴림" w:eastAsia="굴림"/>
+                <w:rFonts w:ascii="바탕" w:hAnsi="바탕" w:eastAsia="맑은 고딕" w:cs="Times New Roman"/>
                 <w:b/>
-                <w:sz w:val="26"/>
+                <w:bCs w:val="0"/>
+                <w:i w:val="0"/>
+                <w:color w:val="000000"/>
+                <w:kern w:val="2"/>
+                <w:sz w:val="24"/>
+                <w:szCs w:val="22"/>
               </w:rPr>
-              <w:t>학          번</w:t>
+              <w:t xml:space="preserve">학번</w:t>
             </w:r>
           </w:p>
         </w:tc>
         <w:tc>
           <w:tcPr>
-            <w:tcW w:type="dxa" w:w="5669"/>
+            <w:tcW w:w="259" w:type="dxa"/>
+            <w:tcBorders/>
             <w:vAlign w:val="center"/>
           </w:tcPr>
           <w:p>
             <w:pPr>
-              <w:spacing w:line="240" w:lineRule="auto"/>
+              <w:widowControl w:val="0"/>
+              <w:autoSpaceDE w:val="0"/>
+              <w:snapToGrid w:val="0"/>
+              <w:spacing w:before="0" w:after="0" w:line="240" w:lineRule="auto"/>
+              <w:ind w:left="0" w:right="0" w:firstLine="0"/>
+              <w:jc w:val="both"/>
+              <w:textAlignment w:val="baseline"/>
+              <w:rPr>
+                <w:rFonts w:ascii="맑은 고딕" w:hAnsi="맑은 고딕" w:eastAsia="바탕" w:cs="Times New Roman"/>
+                <w:b w:val="0"/>
+                <w:bCs w:val="0"/>
+                <w:i w:val="0"/>
+                <w:color w:val="000000"/>
+                <w:kern w:val="2"/>
+                <w:sz w:val="24"/>
+                <w:szCs w:val="22"/>
+              </w:rPr>
             </w:pPr>
             <w:r>
               <w:rPr>
-                <w:rFonts w:ascii="굴림" w:hAnsi="굴림" w:eastAsia="굴림"/>
+                <w:rFonts w:ascii="맑은 고딕" w:hAnsi="맑은 고딕" w:eastAsia="바탕" w:cs="Times New Roman"/>
                 <w:b w:val="0"/>
-                <w:sz w:val="26"/>
+                <w:bCs w:val="0"/>
+                <w:i w:val="0"/>
+                <w:color w:val="000000"/>
+                <w:kern w:val="2"/>
+                <w:sz w:val="24"/>
+                <w:szCs w:val="22"/>
               </w:rPr>
-              <w:t xml:space="preserve"> :  202631-348563</w:t>
+              <w:t xml:space="preserve">:</w:t>
+            </w:r>
+          </w:p>
+        </w:tc>
+        <w:tc>
+          <w:tcPr>
+            <w:tcW w:w="7285" w:type="dxa"/>
+            <w:tcBorders>
+              <w:right w:val="single" w:sz="2" w:space="0" w:color="000000"/>
+            </w:tcBorders>
+            <w:vAlign w:val="center"/>
+          </w:tcPr>
+          <w:p>
+            <w:pPr>
+              <w:widowControl w:val="0"/>
+              <w:autoSpaceDE w:val="0"/>
+              <w:snapToGrid w:val="0"/>
+              <w:spacing w:before="0" w:after="0" w:line="240" w:lineRule="auto"/>
+              <w:ind w:left="0" w:right="0" w:firstLine="0"/>
+              <w:jc w:val="both"/>
+              <w:textAlignment w:val="baseline"/>
+              <w:rPr>
+                <w:rFonts w:ascii="맑은 고딕" w:hAnsi="맑은 고딕" w:eastAsia="맑은 고딕" w:cs="Times New Roman"/>
+                <w:b w:val="0"/>
+                <w:bCs w:val="0"/>
+                <w:i w:val="0"/>
+                <w:color w:val="000000"/>
+                <w:kern w:val="2"/>
+                <w:sz w:val="24"/>
+                <w:szCs w:val="22"/>
+              </w:rPr>
+            </w:pPr>
+            <w:r>
+              <w:rPr>
+                <w:rFonts w:ascii="맑은 고딕" w:hAnsi="맑은 고딕" w:eastAsia="맑은 고딕" w:cs="Times New Roman"/>
+                <w:b w:val="0"/>
+                <w:bCs w:val="0"/>
+                <w:i w:val="0"/>
+                <w:color w:val="000000"/>
+                <w:kern w:val="2"/>
+                <w:sz w:val="24"/>
+                <w:szCs w:val="22"/>
+              </w:rPr>
+              <w:t xml:space="preserve">202631-348563</w:t>
             </w:r>
           </w:p>
         </w:tc>
       </w:tr>
       <w:tr>
+        <w:trPr>
+          <w:trHeight w:val="266" w:hRule="atLeast"/>
+        </w:trPr>
         <w:tc>
           <w:tcPr>
-            <w:tcW w:type="dxa" w:w="454"/>
+            <w:tcW w:w="427" w:type="dxa"/>
+            <w:tcBorders>
+              <w:left w:val="single" w:sz="2" w:space="0" w:color="000000"/>
+            </w:tcBorders>
             <w:vAlign w:val="center"/>
           </w:tcPr>
           <w:p>
             <w:pPr>
-              <w:spacing w:line="240" w:lineRule="auto"/>
+              <w:widowControl w:val="0"/>
+              <w:autoSpaceDE w:val="0"/>
+              <w:snapToGrid w:val="0"/>
+              <w:spacing w:before="0" w:after="0" w:line="240" w:lineRule="auto"/>
+              <w:ind w:left="0" w:right="0" w:firstLine="0"/>
+              <w:jc w:val="both"/>
+              <w:textAlignment w:val="baseline"/>
+              <w:rPr>
+                <w:rFonts w:ascii="바탕" w:hAnsi="바탕" w:eastAsia="바탕" w:cs="Times New Roman"/>
+                <w:b w:val="0"/>
+                <w:bCs w:val="0"/>
+                <w:i w:val="0"/>
+                <w:color w:val="000000"/>
+                <w:kern w:val="2"/>
+                <w:sz w:val="24"/>
+                <w:szCs w:val="22"/>
+              </w:rPr>
             </w:pPr>
             <w:r>
               <w:rPr>
-                <w:rFonts w:ascii="굴림" w:hAnsi="굴림" w:eastAsia="굴림"/>
-                <w:b/>
-                <w:sz w:val="26"/>
+                <w:rFonts w:ascii="바탕" w:hAnsi="바탕" w:eastAsia="바탕" w:cs="Times New Roman"/>
+                <w:b w:val="0"/>
+                <w:bCs w:val="0"/>
+                <w:i w:val="0"/>
+                <w:color w:val="000000"/>
+                <w:kern w:val="2"/>
+                <w:sz w:val="24"/>
+                <w:szCs w:val="22"/>
               </w:rPr>
-              <w:t>❍</w:t>
+              <w:t xml:space="preserve"></w:t>
             </w:r>
           </w:p>
         </w:tc>
         <w:tc>
           <w:tcPr>
-            <w:tcW w:type="dxa" w:w="2268"/>
+            <w:tcW w:w="1549" w:type="dxa"/>
+            <w:tcBorders/>
             <w:vAlign w:val="center"/>
           </w:tcPr>
           <w:p>
             <w:pPr>
-              <w:spacing w:line="240" w:lineRule="auto"/>
+              <w:widowControl w:val="0"/>
+              <w:autoSpaceDE w:val="0"/>
+              <w:snapToGrid w:val="0"/>
+              <w:spacing w:before="0" w:after="0" w:line="240" w:lineRule="auto"/>
+              <w:ind w:left="0" w:right="0" w:firstLine="0"/>
               <w:jc w:val="distribute"/>
+              <w:textAlignment w:val="baseline"/>
+              <w:rPr>
+                <w:rFonts w:ascii="바탕" w:hAnsi="바탕" w:eastAsia="맑은 고딕" w:cs="Times New Roman"/>
+                <w:b/>
+                <w:bCs w:val="0"/>
+                <w:i w:val="0"/>
+                <w:color w:val="000000"/>
+                <w:kern w:val="2"/>
+                <w:sz w:val="24"/>
+                <w:szCs w:val="22"/>
+              </w:rPr>
             </w:pPr>
             <w:r>
               <w:rPr>
-                <w:rFonts w:ascii="굴림" w:hAnsi="굴림" w:eastAsia="굴림"/>
+                <w:rFonts w:ascii="바탕" w:hAnsi="바탕" w:eastAsia="맑은 고딕" w:cs="Times New Roman"/>
                 <w:b/>
-                <w:sz w:val="26"/>
+                <w:bCs w:val="0"/>
+                <w:i w:val="0"/>
+                <w:color w:val="000000"/>
+                <w:kern w:val="2"/>
+                <w:sz w:val="24"/>
+                <w:szCs w:val="22"/>
               </w:rPr>
-              <w:t>성          명</w:t>
+              <w:t xml:space="preserve">성명</w:t>
             </w:r>
           </w:p>
         </w:tc>
         <w:tc>
           <w:tcPr>
-            <w:tcW w:type="dxa" w:w="5669"/>
+            <w:tcW w:w="259" w:type="dxa"/>
+            <w:tcBorders/>
             <w:vAlign w:val="center"/>
           </w:tcPr>
           <w:p>
             <w:pPr>
-              <w:spacing w:line="240" w:lineRule="auto"/>
+              <w:widowControl w:val="0"/>
+              <w:autoSpaceDE w:val="0"/>
+              <w:snapToGrid w:val="0"/>
+              <w:spacing w:before="0" w:after="0" w:line="240" w:lineRule="auto"/>
+              <w:ind w:left="0" w:right="0" w:firstLine="0"/>
+              <w:jc w:val="both"/>
+              <w:textAlignment w:val="baseline"/>
+              <w:rPr>
+                <w:rFonts w:ascii="맑은 고딕" w:hAnsi="맑은 고딕" w:eastAsia="바탕" w:cs="Times New Roman"/>
+                <w:b w:val="0"/>
+                <w:bCs w:val="0"/>
+                <w:i w:val="0"/>
+                <w:color w:val="000000"/>
+                <w:kern w:val="2"/>
+                <w:sz w:val="24"/>
+                <w:szCs w:val="22"/>
+              </w:rPr>
             </w:pPr>
             <w:r>
               <w:rPr>
-                <w:rFonts w:ascii="굴림" w:hAnsi="굴림" w:eastAsia="굴림"/>
+                <w:rFonts w:ascii="맑은 고딕" w:hAnsi="맑은 고딕" w:eastAsia="바탕" w:cs="Times New Roman"/>
                 <w:b w:val="0"/>
-                <w:sz w:val="26"/>
+                <w:bCs w:val="0"/>
+                <w:i w:val="0"/>
+                <w:color w:val="000000"/>
+                <w:kern w:val="2"/>
+                <w:sz w:val="24"/>
+                <w:szCs w:val="22"/>
               </w:rPr>
-              <w:t xml:space="preserve"> :  임성렬</w:t>
+              <w:t xml:space="preserve">:</w:t>
+            </w:r>
+          </w:p>
+        </w:tc>
+        <w:tc>
+          <w:tcPr>
+            <w:tcW w:w="7285" w:type="dxa"/>
+            <w:tcBorders>
+              <w:right w:val="single" w:sz="2" w:space="0" w:color="000000"/>
+            </w:tcBorders>
+            <w:vAlign w:val="center"/>
+          </w:tcPr>
+          <w:p>
+            <w:pPr>
+              <w:widowControl w:val="0"/>
+              <w:autoSpaceDE w:val="0"/>
+              <w:snapToGrid w:val="0"/>
+              <w:spacing w:before="0" w:after="0" w:line="240" w:lineRule="auto"/>
+              <w:ind w:left="0" w:right="0" w:firstLine="0"/>
+              <w:jc w:val="both"/>
+              <w:textAlignment w:val="baseline"/>
+              <w:rPr>
+                <w:rFonts w:ascii="맑은 고딕" w:hAnsi="맑은 고딕" w:eastAsia="맑은 고딕" w:cs="Times New Roman"/>
+                <w:b w:val="0"/>
+                <w:bCs w:val="0"/>
+                <w:i w:val="0"/>
+                <w:color w:val="000000"/>
+                <w:kern w:val="2"/>
+                <w:sz w:val="24"/>
+                <w:szCs w:val="22"/>
+              </w:rPr>
+            </w:pPr>
+            <w:r>
+              <w:rPr>
+                <w:rFonts w:ascii="맑은 고딕" w:hAnsi="맑은 고딕" w:eastAsia="맑은 고딕" w:cs="Times New Roman"/>
+                <w:b w:val="0"/>
+                <w:bCs w:val="0"/>
+                <w:i w:val="0"/>
+                <w:color w:val="000000"/>
+                <w:kern w:val="2"/>
+                <w:sz w:val="24"/>
+                <w:szCs w:val="22"/>
+              </w:rPr>
+              <w:t xml:space="preserve">임성렬</w:t>
             </w:r>
           </w:p>
         </w:tc>
       </w:tr>
       <w:tr>
+        <w:trPr>
+          <w:trHeight w:val="266" w:hRule="atLeast"/>
+        </w:trPr>
         <w:tc>
           <w:tcPr>
-            <w:tcW w:type="dxa" w:w="454"/>
+            <w:tcW w:w="427" w:type="dxa"/>
+            <w:tcBorders>
+              <w:left w:val="single" w:sz="2" w:space="0" w:color="000000"/>
+              <w:bottom w:val="single" w:sz="2" w:space="0" w:color="000000"/>
+            </w:tcBorders>
             <w:vAlign w:val="center"/>
           </w:tcPr>
           <w:p>
             <w:pPr>
-              <w:spacing w:line="240" w:lineRule="auto"/>
+              <w:widowControl w:val="0"/>
+              <w:autoSpaceDE w:val="0"/>
+              <w:snapToGrid w:val="0"/>
+              <w:spacing w:before="0" w:after="0" w:line="240" w:lineRule="auto"/>
+              <w:ind w:left="0" w:right="0" w:firstLine="0"/>
+              <w:jc w:val="both"/>
+              <w:textAlignment w:val="baseline"/>
+              <w:rPr>
+                <w:rFonts w:ascii="바탕" w:hAnsi="바탕" w:eastAsia="바탕" w:cs="Times New Roman"/>
+                <w:b w:val="0"/>
+                <w:bCs w:val="0"/>
+                <w:i w:val="0"/>
+                <w:color w:val="000000"/>
+                <w:kern w:val="2"/>
+                <w:sz w:val="24"/>
+                <w:szCs w:val="22"/>
+              </w:rPr>
             </w:pPr>
             <w:r>
               <w:rPr>
-                <w:rFonts w:ascii="굴림" w:hAnsi="굴림" w:eastAsia="굴림"/>
-                <w:b/>
-                <w:sz w:val="26"/>
+                <w:rFonts w:ascii="바탕" w:hAnsi="바탕" w:eastAsia="바탕" w:cs="Times New Roman"/>
+                <w:b w:val="0"/>
+                <w:bCs w:val="0"/>
+                <w:i w:val="0"/>
+                <w:color w:val="000000"/>
+                <w:kern w:val="2"/>
+                <w:sz w:val="24"/>
+                <w:szCs w:val="22"/>
               </w:rPr>
-              <w:t>❍</w:t>
+              <w:t xml:space="preserve"></w:t>
             </w:r>
           </w:p>
         </w:tc>
         <w:tc>
           <w:tcPr>
-            <w:tcW w:type="dxa" w:w="2268"/>
+            <w:tcW w:w="1549" w:type="dxa"/>
+            <w:tcBorders>
+              <w:bottom w:val="single" w:sz="2" w:space="0" w:color="000000"/>
+            </w:tcBorders>
             <w:vAlign w:val="center"/>
           </w:tcPr>
           <w:p>
             <w:pPr>
-              <w:spacing w:line="240" w:lineRule="auto"/>
+              <w:widowControl w:val="0"/>
+              <w:autoSpaceDE w:val="0"/>
+              <w:snapToGrid w:val="0"/>
+              <w:spacing w:before="0" w:after="0" w:line="240" w:lineRule="auto"/>
+              <w:ind w:left="0" w:right="0" w:firstLine="0"/>
               <w:jc w:val="distribute"/>
+              <w:textAlignment w:val="baseline"/>
+              <w:rPr>
+                <w:rFonts w:ascii="바탕" w:hAnsi="바탕" w:eastAsia="맑은 고딕" w:cs="Times New Roman"/>
+                <w:b/>
+                <w:bCs w:val="0"/>
+                <w:i w:val="0"/>
+                <w:color w:val="000000"/>
+                <w:kern w:val="2"/>
+                <w:sz w:val="24"/>
+                <w:szCs w:val="22"/>
+              </w:rPr>
             </w:pPr>
             <w:r>
               <w:rPr>
-                <w:rFonts w:ascii="굴림" w:hAnsi="굴림" w:eastAsia="굴림"/>
+                <w:rFonts w:ascii="바탕" w:hAnsi="바탕" w:eastAsia="맑은 고딕" w:cs="Times New Roman"/>
                 <w:b/>
-                <w:sz w:val="26"/>
+                <w:bCs w:val="0"/>
+                <w:i w:val="0"/>
+                <w:color w:val="000000"/>
+                <w:kern w:val="2"/>
+                <w:sz w:val="24"/>
+                <w:szCs w:val="22"/>
               </w:rPr>
-              <w:t>연    락    처</w:t>
+              <w:t xml:space="preserve">연락처</w:t>
             </w:r>
           </w:p>
         </w:tc>
         <w:tc>
           <w:tcPr>
-            <w:tcW w:type="dxa" w:w="5669"/>
+            <w:tcW w:w="259" w:type="dxa"/>
+            <w:tcBorders>
+              <w:bottom w:val="single" w:sz="2" w:space="0" w:color="000000"/>
+            </w:tcBorders>
             <w:vAlign w:val="center"/>
           </w:tcPr>
           <w:p>
             <w:pPr>
-              <w:spacing w:line="240" w:lineRule="auto"/>
+              <w:widowControl w:val="0"/>
+              <w:autoSpaceDE w:val="0"/>
+              <w:snapToGrid w:val="0"/>
+              <w:spacing w:before="0" w:after="0" w:line="240" w:lineRule="auto"/>
+              <w:ind w:left="0" w:right="0" w:firstLine="0"/>
+              <w:jc w:val="both"/>
+              <w:textAlignment w:val="baseline"/>
+              <w:rPr>
+                <w:rFonts w:ascii="맑은 고딕" w:hAnsi="맑은 고딕" w:eastAsia="바탕" w:cs="Times New Roman"/>
+                <w:b w:val="0"/>
+                <w:bCs w:val="0"/>
+                <w:i w:val="0"/>
+                <w:color w:val="000000"/>
+                <w:kern w:val="2"/>
+                <w:sz w:val="24"/>
+                <w:szCs w:val="22"/>
+              </w:rPr>
             </w:pPr>
             <w:r>
               <w:rPr>
-                <w:rFonts w:ascii="굴림" w:hAnsi="굴림" w:eastAsia="굴림"/>
+                <w:rFonts w:ascii="맑은 고딕" w:hAnsi="맑은 고딕" w:eastAsia="바탕" w:cs="Times New Roman"/>
                 <w:b w:val="0"/>
-                <w:sz w:val="26"/>
+                <w:bCs w:val="0"/>
+                <w:i w:val="0"/>
+                <w:color w:val="000000"/>
+                <w:kern w:val="2"/>
+                <w:sz w:val="24"/>
+                <w:szCs w:val="22"/>
               </w:rPr>
-              <w:t xml:space="preserve"> :  </w:t>
-            </w:r>
-          </w:p>
-        </w:tc>
-      </w:tr>
-      <w:tr>
-        <w:tc>
-          <w:tcPr>
-            <w:tcW w:type="dxa" w:w="454"/>
-            <w:vAlign w:val="center"/>
-          </w:tcPr>
-          <w:p>
-            <w:pPr>
-              <w:spacing w:line="240" w:lineRule="auto"/>
-            </w:pPr>
-            <w:r>
-              <w:rPr>
-                <w:rFonts w:ascii="굴림" w:hAnsi="굴림" w:eastAsia="굴림"/>
-                <w:b/>
-                <w:sz w:val="26"/>
-              </w:rPr>
-              <w:t>❍</w:t>
+              <w:t xml:space="preserve">:</w:t>
             </w:r>
           </w:p>
         </w:tc>
         <w:tc>
           <w:tcPr>
-            <w:tcW w:type="dxa" w:w="2268"/>
+            <w:tcW w:w="7285" w:type="dxa"/>
+            <w:tcBorders>
+              <w:bottom w:val="single" w:sz="2" w:space="0" w:color="000000"/>
+              <w:right w:val="single" w:sz="2" w:space="0" w:color="000000"/>
+            </w:tcBorders>
             <w:vAlign w:val="center"/>
           </w:tcPr>
           <w:p>
             <w:pPr>
-              <w:spacing w:line="240" w:lineRule="auto"/>
-              <w:jc w:val="center"/>
+              <w:widowControl w:val="0"/>
+              <w:autoSpaceDE w:val="0"/>
+              <w:snapToGrid w:val="0"/>
+              <w:spacing w:before="0" w:after="0" w:line="240" w:lineRule="auto"/>
+              <w:ind w:left="0" w:right="0" w:firstLine="0"/>
+              <w:jc w:val="both"/>
+              <w:textAlignment w:val="baseline"/>
+              <w:rPr>
+                <w:rFonts w:ascii="맑은 고딕" w:hAnsi="맑은 고딕" w:eastAsia="맑은 고딕" w:cs="Times New Roman"/>
+                <w:b w:val="0"/>
+                <w:bCs w:val="0"/>
+                <w:i w:val="0"/>
+                <w:color w:val="000000"/>
+                <w:kern w:val="2"/>
+                <w:sz w:val="24"/>
+                <w:szCs w:val="22"/>
+              </w:rPr>
             </w:pPr>
-            <w:r>
-              <w:rPr>
-                <w:rFonts w:ascii="굴림" w:hAnsi="굴림" w:eastAsia="굴림"/>
-                <w:b/>
-                <w:sz w:val="26"/>
-              </w:rPr>
-              <w:t>과 제 유 형</w:t>
-            </w:r>
-            <w:r>
-              <w:br/>
-            </w:r>
-            <w:r>
-              <w:rPr>
-                <w:rFonts w:ascii="굴림" w:hAnsi="굴림" w:eastAsia="굴림"/>
-                <w:b/>
-                <w:sz w:val="22"/>
-              </w:rPr>
-              <w:t>(공통형/지정형)</w:t>
-            </w:r>
-          </w:p>
-        </w:tc>
-        <w:tc>
-          <w:tcPr>
-            <w:tcW w:type="dxa" w:w="5669"/>
-            <w:vAlign w:val="center"/>
-          </w:tcPr>
-          <w:p>
-            <w:pPr>
-              <w:spacing w:line="240" w:lineRule="auto"/>
-            </w:pPr>
-            <w:r>
-              <w:rPr>
-                <w:rFonts w:ascii="굴림" w:hAnsi="굴림" w:eastAsia="굴림"/>
-                <w:b w:val="0"/>
-                <w:sz w:val="26"/>
-              </w:rPr>
-              <w:t xml:space="preserve"> :  공통형</w:t>
-            </w:r>
           </w:p>
         </w:tc>
       </w:tr>
     </w:tbl>
     <w:p>
       <w:pPr>
-        <w:spacing w:before="200" w:after="40" w:line="240" w:lineRule="auto"/>
-        <w:jc w:val="left"/>
+        <w:widowControl w:val="0"/>
+        <w:autoSpaceDE w:val="0"/>
+        <w:snapToGrid w:val="0"/>
+        <w:spacing w:before="0" w:after="0" w:line="384" w:lineRule="auto"/>
+        <w:ind w:left="0" w:right="0" w:firstLine="0"/>
+        <w:jc w:val="both"/>
+        <w:textAlignment w:val="baseline"/>
+        <w:rPr>
+          <w:rFonts w:ascii="맑은 고딕" w:hAnsi="맑은 고딕" w:eastAsia="맑은 고딕" w:cs="Times New Roman"/>
+          <w:b w:val="0"/>
+          <w:bCs w:val="0"/>
+          <w:i w:val="0"/>
+          <w:color w:val="000000"/>
+          <w:spacing w:val="-5"/>
+          <w:kern w:val="2"/>
+          <w:sz w:val="20"/>
+          <w:szCs w:val="20"/>
+        </w:rPr>
       </w:pPr>
+      <w:r xmlns:a="http://schemas.openxmlformats.org/drawingml/2006/main" xmlns:pic="http://schemas.openxmlformats.org/drawingml/2006/picture">
+        <w:drawing>
+          <wp:anchor behindDoc="0" distT="0" distB="0" distL="114935" distR="114935" simplePos="0" locked="0" layoutInCell="0" allowOverlap="1" relativeHeight="2">
+            <wp:simplePos x="0" y="0"/>
+            <wp:positionH relativeFrom="column">
+              <wp:posOffset>3810</wp:posOffset>
+            </wp:positionH>
+            <wp:positionV relativeFrom="line">
+              <wp:posOffset>424815</wp:posOffset>
+            </wp:positionV>
+            <wp:extent cx="6120130" cy="144145"/>
+            <wp:effectExtent l="0" t="0" r="0" b="0"/>
+            <wp:wrapTopAndBottom/>
+            <wp:docPr id="1003" name="그림 1"/>
+            <wp:cNvGraphicFramePr>
+              <a:graphicFrameLocks noChangeAspect="1"/>
+            </wp:cNvGraphicFramePr>
+            <a:graphic>
+              <a:graphicData uri="http://schemas.openxmlformats.org/drawingml/2006/picture">
+                <pic:pic>
+                  <pic:nvPicPr>
+                    <pic:cNvPr id="1003" name="그림 1"/>
+                    <pic:cNvPicPr>
+                      <a:picLocks noChangeAspect="1" noChangeArrowheads="1"/>
+                    </pic:cNvPicPr>
+                  </pic:nvPicPr>
+                  <pic:blipFill>
+                    <a:blip r:embed="rId11"/>
+                    <a:stretch>
+                      <a:fillRect/>
+                    </a:stretch>
+                  </pic:blipFill>
+                  <pic:spPr bwMode="auto">
+                    <a:xfrm>
+                      <a:off x="0" y="0"/>
+                      <a:ext cx="6120130" cy="144145"/>
+                    </a:xfrm>
+                    <a:prstGeom prst="rect">
+                      <a:avLst/>
+                    </a:prstGeom>
+                  </pic:spPr>
+                </pic:pic>
+              </a:graphicData>
+            </a:graphic>
+          </wp:anchor>
+        </w:drawing>
+      </w:r>
       <w:r>
         <w:rPr>
-          <w:rFonts w:ascii="굴림" w:hAnsi="굴림" w:eastAsia="굴림"/>
+          <w:rFonts w:ascii="맑은 고딕" w:hAnsi="맑은 고딕" w:eastAsia="맑은 고딕" w:cs="맑은 고딕"/>
           <w:b w:val="0"/>
-          <w:color w:val="FF0066"/>
-          <w:sz w:val="15"/>
+          <w:bCs w:val="0"/>
+          <w:i w:val="0"/>
+          <w:color w:val="000000"/>
+          <w:spacing w:val="-5"/>
+          <w:kern w:val="2"/>
+          <w:sz w:val="20"/>
+          <w:szCs w:val="20"/>
         </w:rPr>
-        <w:t>※ 과제물 표지등에 개인정보(주민번호,운전면허번호)가 포함될 경우 삭제처리로 과제물을 다시 제출해야 하는 경우가 발생할 수 있습니다.</w:t>
+        <w:t xml:space="preserve"> </w:t>
+      </w:r>
+      <w:r>
+        <w:rPr>
+          <w:rFonts w:ascii="맑은 고딕" w:hAnsi="맑은 고딕" w:eastAsia="바탕" w:cs="Times New Roman"/>
+          <w:b w:val="0"/>
+          <w:bCs w:val="0"/>
+          <w:i w:val="0"/>
+          <w:color w:val="000000"/>
+          <w:spacing w:val="-5"/>
+          <w:kern w:val="2"/>
+          <w:sz w:val="20"/>
+          <w:szCs w:val="20"/>
+        </w:rPr>
+        <w:t xml:space="preserve">※</w:t>
+      </w:r>
+      <w:r>
+        <w:rPr>
+          <w:rFonts w:ascii="맑은 고딕" w:hAnsi="맑은 고딕" w:eastAsia="맑은 고딕" w:cs="맑은 고딕"/>
+          <w:b w:val="0"/>
+          <w:bCs w:val="0"/>
+          <w:i w:val="0"/>
+          <w:color w:val="000000"/>
+          <w:spacing w:val="-5"/>
+          <w:kern w:val="2"/>
+          <w:sz w:val="20"/>
+          <w:szCs w:val="20"/>
+        </w:rPr>
+        <w:t xml:space="preserve"> </w:t>
+      </w:r>
+      <w:r>
+        <w:rPr>
+          <w:rFonts w:ascii="맑은 고딕" w:hAnsi="맑은 고딕" w:eastAsia="맑은 고딕" w:cs="Times New Roman"/>
+          <w:b w:val="0"/>
+          <w:bCs w:val="0"/>
+          <w:i w:val="0"/>
+          <w:color w:val="000000"/>
+          <w:spacing w:val="-5"/>
+          <w:kern w:val="2"/>
+          <w:sz w:val="20"/>
+          <w:szCs w:val="20"/>
+        </w:rPr>
+        <w:t xml:space="preserve">A4</w:t>
+      </w:r>
+      <w:r>
+        <w:rPr>
+          <w:rFonts w:ascii="맑은 고딕" w:hAnsi="맑은 고딕" w:eastAsia="맑은 고딕" w:cs="Times New Roman"/>
+          <w:b w:val="0"/>
+          <w:bCs w:val="0"/>
+          <w:i w:val="0"/>
+          <w:color w:val="000000"/>
+          <w:spacing w:val="-5"/>
+          <w:kern w:val="2"/>
+          <w:sz w:val="20"/>
+          <w:szCs w:val="20"/>
+        </w:rPr>
+        <w:t xml:space="preserve">용지 편집 사용</w:t>
       </w:r>
     </w:p>
     <w:p>
       <w:pPr>
+        <w:widowControl w:val="0"/>
+        <w:autoSpaceDE w:val="0"/>
+        <w:snapToGrid w:val="0"/>
         <w:spacing w:before="0" w:after="0" w:line="240" w:lineRule="auto"/>
-        <w:jc w:val="left"/>
-        <w:pBdr>
-          <w:bottom w:val="single" w:sz="6" w:space="1" w:color="000000"/>
-        </w:pBdr>
+        <w:ind w:left="0" w:right="0" w:firstLine="0"/>
+        <w:jc w:val="both"/>
+        <w:textAlignment w:val="baseline"/>
+        <w:rPr>
+          <w:rFonts w:ascii="맑은 고딕" w:hAnsi="맑은 고딕" w:eastAsia="맑은 고딕" w:cs="맑은 고딕"/>
+          <w:b w:val="0"/>
+          <w:bCs w:val="0"/>
+          <w:i w:val="0"/>
+          <w:strike/>
+          <w:color w:val="000000"/>
+          <w:spacing w:val="-5"/>
+          <w:kern w:val="2"/>
+          <w:sz w:val="24"/>
+          <w:szCs w:val="24"/>
+        </w:rPr>
       </w:pPr>
+      <w:r>
+        <w:rPr>
+          <w:rFonts w:ascii="맑은 고딕" w:hAnsi="맑은 고딕" w:eastAsia="맑은 고딕" w:cs="맑은 고딕"/>
+          <w:b w:val="0"/>
+          <w:bCs w:val="0"/>
+          <w:i w:val="0"/>
+          <w:strike/>
+          <w:color w:val="000000"/>
+          <w:spacing w:val="-5"/>
+          <w:kern w:val="2"/>
+          <w:sz w:val="24"/>
+          <w:szCs w:val="24"/>
+        </w:rPr>
+        <w:t xml:space="preserve">                                                                                        </w:t>
+      </w:r>
     </w:p>
     <w:p>
       <w:pPr>
-        <w:spacing w:before="0" w:after="0" w:line="240" w:lineRule="auto"/>
-        <w:jc w:val="left"/>
+        <w:widowControl w:val="0"/>
+        <w:autoSpaceDE w:val="0"/>
+        <w:snapToGrid w:val="0"/>
+        <w:spacing w:before="0" w:after="0" w:line="384" w:lineRule="auto"/>
+        <w:ind w:left="0" w:right="0" w:firstLine="0"/>
+        <w:jc w:val="both"/>
+        <w:textAlignment w:val="baseline"/>
+        <w:rPr>
+          <w:rFonts w:ascii="맑은 고딕" w:hAnsi="맑은 고딕" w:eastAsia="맑은 고딕" w:cs="Times New Roman"/>
+          <w:b w:val="0"/>
+          <w:bCs w:val="0"/>
+          <w:i w:val="0"/>
+          <w:color w:val="000000"/>
+          <w:spacing w:val="-5"/>
+          <w:kern w:val="2"/>
+          <w:sz w:val="24"/>
+          <w:szCs w:val="24"/>
+        </w:rPr>
+        <w:sectPr>
+          <w:pgSz w:w="11906" w:h="16838"/>
+          <w:pgMar w:top="1984" w:right="1134" w:bottom="1700" w:left="1134" w:header="1134" w:footer="850" w:gutter="0"/>
+          <w:cols w:space="720"/>
+        </w:sectPr>
       </w:pPr>
       <w:r>
-        <w:br w:type="page"/>
+        <w:rPr>
+          <w:rFonts w:ascii="맑은 고딕" w:hAnsi="맑은 고딕" w:eastAsia="맑은 고딕" w:cs="Times New Roman"/>
+          <w:b w:val="0"/>
+          <w:bCs w:val="0"/>
+          <w:i w:val="0"/>
+          <w:color w:val="000000"/>
+          <w:spacing w:val="-5"/>
+          <w:kern w:val="2"/>
+          <w:sz w:val="24"/>
+          <w:szCs w:val="24"/>
+        </w:rPr>
+        <w:t xml:space="preserve">- </w:t>
+      </w:r>
+      <w:r>
+        <w:rPr>
+          <w:rFonts w:ascii="맑은 고딕" w:hAnsi="맑은 고딕" w:eastAsia="맑은 고딕" w:cs="Times New Roman"/>
+          <w:b w:val="0"/>
+          <w:bCs w:val="0"/>
+          <w:i w:val="0"/>
+          <w:color w:val="000000"/>
+          <w:spacing w:val="-5"/>
+          <w:kern w:val="2"/>
+          <w:sz w:val="24"/>
+          <w:szCs w:val="24"/>
+        </w:rPr>
+        <w:t xml:space="preserve">이하 작성  </w:t>
       </w:r>
     </w:p>
     <w:p>

--- a/assignments/제출용/원예작물학1_결과보고서_제출용.docx
+++ b/assignments/제출용/원예작물학1_결과보고서_제출용.docx
@@ -4,124 +4,99 @@
   <w:body>
     <w:p>
       <w:pPr>
-        <w:widowControl w:val="0"/>
-        <w:autoSpaceDE w:val="0"/>
-        <w:snapToGrid w:val="0"/>
-        <w:spacing w:before="0" w:after="0" w:line="384" w:lineRule="auto"/>
-        <w:ind w:left="0" w:right="0" w:firstLine="0"/>
+        <w:pStyle w:val="Style15"/>
+        <w:tabs>
+          <w:tab w:val="left" w:pos="0" w:leader="none"/>
+          <w:tab w:val="left" w:pos="800" w:leader="none"/>
+          <w:tab w:val="left" w:pos="1600" w:leader="none"/>
+          <w:tab w:val="left" w:pos="2400" w:leader="none"/>
+          <w:tab w:val="left" w:pos="3200" w:leader="none"/>
+          <w:tab w:val="left" w:pos="4000" w:leader="none"/>
+          <w:tab w:val="left" w:pos="4800" w:leader="none"/>
+          <w:tab w:val="left" w:pos="5600" w:leader="none"/>
+          <w:tab w:val="left" w:pos="6400" w:leader="none"/>
+          <w:tab w:val="left" w:pos="7200" w:leader="none"/>
+          <w:tab w:val="left" w:pos="8000" w:leader="none"/>
+          <w:tab w:val="left" w:pos="8800" w:leader="none"/>
+          <w:tab w:val="left" w:pos="9600" w:leader="none"/>
+          <w:tab w:val="left" w:pos="10400" w:leader="none"/>
+          <w:tab w:val="left" w:pos="11200" w:leader="none"/>
+          <w:tab w:val="left" w:pos="12000" w:leader="none"/>
+          <w:tab w:val="left" w:pos="12800" w:leader="none"/>
+          <w:tab w:val="left" w:pos="13600" w:leader="none"/>
+          <w:tab w:val="left" w:pos="14400" w:leader="none"/>
+          <w:tab w:val="left" w:pos="15200" w:leader="none"/>
+          <w:tab w:val="left" w:pos="16000" w:leader="none"/>
+          <w:tab w:val="left" w:pos="16800" w:leader="none"/>
+          <w:tab w:val="left" w:pos="17600" w:leader="none"/>
+          <w:tab w:val="left" w:pos="18400" w:leader="none"/>
+          <w:tab w:val="left" w:pos="19200" w:leader="none"/>
+          <w:tab w:val="left" w:pos="20000" w:leader="none"/>
+          <w:tab w:val="left" w:pos="20800" w:leader="none"/>
+          <w:tab w:val="left" w:pos="21600" w:leader="none"/>
+          <w:tab w:val="left" w:pos="22400" w:leader="none"/>
+          <w:tab w:val="left" w:pos="23200" w:leader="none"/>
+          <w:tab w:val="left" w:pos="24000" w:leader="none"/>
+          <w:tab w:val="left" w:pos="24800" w:leader="none"/>
+        </w:tabs>
         <w:jc w:val="center"/>
-        <w:textAlignment w:val="baseline"/>
-        <w:rPr>
-          <w:rFonts w:ascii="HY헤드라인M" w:hAnsi="HY헤드라인M" w:eastAsia="HY헤드라인M" w:cs="Times New Roman"/>
-          <w:b w:val="0"/>
-          <w:bCs w:val="0"/>
-          <w:i w:val="0"/>
-          <w:color w:val="000000"/>
-          <w:kern w:val="2"/>
-          <w:sz w:val="40"/>
-          <w:szCs w:val="22"/>
-        </w:rPr>
+        <w:rPr/>
       </w:pPr>
       <w:r>
         <w:rPr>
-          <w:rFonts w:ascii="HY헤드라인M" w:hAnsi="HY헤드라인M" w:eastAsia="HY헤드라인M" w:cs="Times New Roman"/>
-          <w:b w:val="0"/>
-          <w:bCs w:val="0"/>
-          <w:i w:val="0"/>
-          <w:color w:val="000000"/>
-          <w:kern w:val="2"/>
+          <w:rFonts w:eastAsia="HY헤드라인M" w:ascii="HY헤드라인M" w:hAnsi="HY헤드라인M"/>
           <w:sz w:val="40"/>
-          <w:szCs w:val="22"/>
         </w:rPr>
         <w:t xml:space="preserve">2026  </w:t>
       </w:r>
       <w:r>
         <w:rPr>
-          <w:rFonts w:ascii="HY헤드라인M" w:hAnsi="HY헤드라인M" w:eastAsia="HY헤드라인M" w:cs="Times New Roman"/>
-          <w:b w:val="0"/>
-          <w:bCs w:val="0"/>
-          <w:i w:val="0"/>
-          <w:color w:val="000000"/>
-          <w:kern w:val="2"/>
+          <w:rFonts w:ascii="HY헤드라인M" w:hAnsi="HY헤드라인M" w:eastAsia="HY헤드라인M"/>
           <w:sz w:val="40"/>
-          <w:szCs w:val="22"/>
         </w:rPr>
-        <w:t xml:space="preserve">학년도  2학기 </w:t>
+        <w:t xml:space="preserve">학년도 2 학기 </w:t>
       </w:r>
       <w:r>
         <w:rPr>
-          <w:rFonts w:ascii="HY헤드라인M" w:hAnsi="HY헤드라인M" w:eastAsia="HY헤드라인M" w:cs="Times New Roman"/>
-          <w:b w:val="0"/>
-          <w:bCs w:val="0"/>
-          <w:i w:val="0"/>
-          <w:color w:val="000000"/>
-          <w:kern w:val="2"/>
+          <w:rFonts w:ascii="HY헤드라인M" w:hAnsi="HY헤드라인M" w:eastAsia="HY헤드라인M"/>
           <w:sz w:val="40"/>
-          <w:szCs w:val="22"/>
         </w:rPr>
-        <w:t xml:space="preserve">중간과제물</w:t>
+        <w:t>중간과제물</w:t>
       </w:r>
       <w:r>
         <w:rPr>
-          <w:rFonts w:ascii="HY헤드라인M" w:hAnsi="HY헤드라인M" w:eastAsia="HY헤드라인M" w:cs="Times New Roman"/>
-          <w:b w:val="0"/>
-          <w:bCs w:val="0"/>
-          <w:i w:val="0"/>
-          <w:color w:val="000000"/>
-          <w:kern w:val="2"/>
+          <w:rFonts w:eastAsia="HY헤드라인M" w:ascii="HY헤드라인M" w:hAnsi="HY헤드라인M"/>
           <w:sz w:val="40"/>
-          <w:szCs w:val="22"/>
         </w:rPr>
-        <w:t xml:space="preserve">(</w:t>
+        <w:t>(</w:t>
       </w:r>
       <w:r>
         <w:rPr>
-          <w:rFonts w:ascii="HY헤드라인M" w:hAnsi="HY헤드라인M" w:eastAsia="HY헤드라인M" w:cs="Times New Roman"/>
-          <w:b w:val="0"/>
-          <w:bCs w:val="0"/>
-          <w:i w:val="0"/>
-          <w:color w:val="000000"/>
-          <w:kern w:val="2"/>
+          <w:rFonts w:ascii="HY헤드라인M" w:hAnsi="HY헤드라인M" w:eastAsia="HY헤드라인M"/>
           <w:sz w:val="40"/>
-          <w:szCs w:val="22"/>
         </w:rPr>
-        <w:t xml:space="preserve">온라인 제출용</w:t>
+        <w:t>온라인 제출용</w:t>
       </w:r>
       <w:r>
         <w:rPr>
-          <w:rFonts w:ascii="HY헤드라인M" w:hAnsi="HY헤드라인M" w:eastAsia="HY헤드라인M" w:cs="Times New Roman"/>
-          <w:b w:val="0"/>
-          <w:bCs w:val="0"/>
-          <w:i w:val="0"/>
-          <w:color w:val="000000"/>
-          <w:kern w:val="2"/>
+          <w:rFonts w:eastAsia="HY헤드라인M" w:ascii="HY헤드라인M" w:hAnsi="HY헤드라인M"/>
           <w:sz w:val="40"/>
-          <w:szCs w:val="22"/>
         </w:rPr>
-        <w:t xml:space="preserve">)</w:t>
+        <w:t>)</w:t>
       </w:r>
     </w:p>
     <w:tbl>
       <w:tblPr>
         <w:tblW w:w="9520" w:type="dxa"/>
-        <w:jc w:val="left"/>
+        <w:jc w:val="start"/>
         <w:tblInd w:w="102" w:type="dxa"/>
-        <w:tblBorders>
-          <w:top w:val="nil"/>
-          <w:left w:val="nil"/>
-          <w:bottom w:val="nil"/>
-          <w:right w:val="nil"/>
-          <w:insideH w:val="nil"/>
-          <w:insideV w:val="nil"/>
-        </w:tblBorders>
         <w:tblLayout w:type="fixed"/>
         <w:tblCellMar>
           <w:top w:w="28" w:type="dxa"/>
-          <w:left w:w="102" w:type="dxa"/>
+          <w:start w:w="102" w:type="dxa"/>
           <w:bottom w:w="28" w:type="dxa"/>
-          <w:right w:w="102" w:type="dxa"/>
+          <w:end w:w="102" w:type="dxa"/>
         </w:tblCellMar>
-        <w:tblLook w:val="0000" w:firstRow="0" w:lastRow="0" w:firstColumn="0" w:lastColumn="0" w:noHBand="0" w:noVBand="0"/>
       </w:tblPr>
       <w:tblGrid>
         <w:gridCol w:w="427"/>
@@ -138,42 +113,23 @@
             <w:tcW w:w="427" w:type="dxa"/>
             <w:tcBorders>
               <w:top w:val="single" w:sz="2" w:space="0" w:color="000000"/>
-              <w:left w:val="single" w:sz="2" w:space="0" w:color="000000"/>
+              <w:start w:val="single" w:sz="2" w:space="0" w:color="000000"/>
             </w:tcBorders>
             <w:vAlign w:val="center"/>
           </w:tcPr>
           <w:p>
             <w:pPr>
-              <w:widowControl w:val="0"/>
-              <w:autoSpaceDE w:val="0"/>
-              <w:snapToGrid w:val="0"/>
-              <w:spacing w:before="0" w:after="0" w:line="240" w:lineRule="auto"/>
-              <w:ind w:left="0" w:right="0" w:firstLine="0"/>
-              <w:jc w:val="both"/>
-              <w:textAlignment w:val="baseline"/>
+              <w:pStyle w:val="Style15"/>
+              <w:spacing w:lineRule="auto" w:line="240"/>
               <w:rPr>
-                <w:rFonts w:ascii="바탕" w:hAnsi="바탕" w:eastAsia="바탕" w:cs="Times New Roman"/>
-                <w:b w:val="0"/>
-                <w:bCs w:val="0"/>
-                <w:i w:val="0"/>
-                <w:color w:val="000000"/>
-                <w:kern w:val="2"/>
                 <w:sz w:val="24"/>
-                <w:szCs w:val="22"/>
               </w:rPr>
             </w:pPr>
             <w:r>
               <w:rPr>
-                <w:rFonts w:ascii="바탕" w:hAnsi="바탕" w:eastAsia="바탕" w:cs="Times New Roman"/>
-                <w:b w:val="0"/>
-                <w:bCs w:val="0"/>
-                <w:i w:val="0"/>
-                <w:color w:val="000000"/>
-                <w:kern w:val="2"/>
                 <w:sz w:val="24"/>
-                <w:szCs w:val="22"/>
               </w:rPr>
-              <w:t xml:space="preserve"></w:t>
+              <w:t></w:t>
             </w:r>
           </w:p>
         </w:tc>
@@ -187,36 +143,22 @@
           </w:tcPr>
           <w:p>
             <w:pPr>
-              <w:widowControl w:val="0"/>
-              <w:autoSpaceDE w:val="0"/>
-              <w:snapToGrid w:val="0"/>
-              <w:spacing w:before="0" w:after="0" w:line="240" w:lineRule="auto"/>
-              <w:ind w:left="0" w:right="0" w:firstLine="0"/>
+              <w:pStyle w:val="Style15"/>
+              <w:spacing w:lineRule="auto" w:line="240"/>
               <w:jc w:val="distribute"/>
-              <w:textAlignment w:val="baseline"/>
               <w:rPr>
-                <w:rFonts w:ascii="바탕" w:hAnsi="바탕" w:eastAsia="맑은 고딕" w:cs="Times New Roman"/>
+                <w:rFonts w:eastAsia="맑은 고딕"/>
                 <w:b/>
-                <w:bCs w:val="0"/>
-                <w:i w:val="0"/>
-                <w:color w:val="000000"/>
-                <w:kern w:val="2"/>
                 <w:sz w:val="24"/>
-                <w:szCs w:val="22"/>
               </w:rPr>
             </w:pPr>
             <w:r>
               <w:rPr>
-                <w:rFonts w:ascii="바탕" w:hAnsi="바탕" w:eastAsia="맑은 고딕" w:cs="Times New Roman"/>
+                <w:rFonts w:eastAsia="맑은 고딕"/>
                 <w:b/>
-                <w:bCs w:val="0"/>
-                <w:i w:val="0"/>
-                <w:color w:val="000000"/>
-                <w:kern w:val="2"/>
                 <w:sz w:val="24"/>
-                <w:szCs w:val="22"/>
               </w:rPr>
-              <w:t xml:space="preserve">교과목명</w:t>
+              <w:t>교과목명</w:t>
             </w:r>
           </w:p>
         </w:tc>
@@ -230,36 +172,19 @@
           </w:tcPr>
           <w:p>
             <w:pPr>
-              <w:widowControl w:val="0"/>
-              <w:autoSpaceDE w:val="0"/>
-              <w:snapToGrid w:val="0"/>
-              <w:spacing w:before="0" w:after="0" w:line="240" w:lineRule="auto"/>
-              <w:ind w:left="0" w:right="0" w:firstLine="0"/>
-              <w:jc w:val="both"/>
-              <w:textAlignment w:val="baseline"/>
+              <w:pStyle w:val="Style15"/>
+              <w:spacing w:lineRule="auto" w:line="240"/>
               <w:rPr>
-                <w:rFonts w:ascii="맑은 고딕" w:hAnsi="맑은 고딕" w:eastAsia="바탕" w:cs="Times New Roman"/>
-                <w:b w:val="0"/>
-                <w:bCs w:val="0"/>
-                <w:i w:val="0"/>
-                <w:color w:val="000000"/>
-                <w:kern w:val="2"/>
+                <w:rFonts w:ascii="맑은 고딕" w:hAnsi="맑은 고딕"/>
                 <w:sz w:val="24"/>
-                <w:szCs w:val="22"/>
               </w:rPr>
             </w:pPr>
             <w:r>
               <w:rPr>
-                <w:rFonts w:ascii="맑은 고딕" w:hAnsi="맑은 고딕" w:eastAsia="바탕" w:cs="Times New Roman"/>
-                <w:b w:val="0"/>
-                <w:bCs w:val="0"/>
-                <w:i w:val="0"/>
-                <w:color w:val="000000"/>
-                <w:kern w:val="2"/>
+                <w:rFonts w:ascii="맑은 고딕" w:hAnsi="맑은 고딕"/>
                 <w:sz w:val="24"/>
-                <w:szCs w:val="22"/>
               </w:rPr>
-              <w:t xml:space="preserve">:</w:t>
+              <w:t>:</w:t>
             </w:r>
           </w:p>
         </w:tc>
@@ -268,42 +193,26 @@
             <w:tcW w:w="7285" w:type="dxa"/>
             <w:tcBorders>
               <w:top w:val="single" w:sz="2" w:space="0" w:color="000000"/>
-              <w:right w:val="single" w:sz="2" w:space="0" w:color="000000"/>
+              <w:end w:val="single" w:sz="2" w:space="0" w:color="000000"/>
             </w:tcBorders>
             <w:vAlign w:val="center"/>
           </w:tcPr>
           <w:p>
             <w:pPr>
-              <w:widowControl w:val="0"/>
-              <w:autoSpaceDE w:val="0"/>
-              <w:snapToGrid w:val="0"/>
-              <w:spacing w:before="0" w:after="0" w:line="240" w:lineRule="auto"/>
-              <w:ind w:left="0" w:right="0" w:firstLine="0"/>
-              <w:jc w:val="both"/>
-              <w:textAlignment w:val="baseline"/>
+              <w:pStyle w:val="Style15"/>
+              <w:snapToGrid w:val="false"/>
+              <w:spacing w:lineRule="auto" w:line="240"/>
               <w:rPr>
-                <w:rFonts w:ascii="맑은 고딕" w:hAnsi="맑은 고딕" w:eastAsia="맑은 고딕" w:cs="Times New Roman"/>
-                <w:b w:val="0"/>
-                <w:bCs w:val="0"/>
-                <w:i w:val="0"/>
-                <w:color w:val="000000"/>
-                <w:kern w:val="2"/>
+                <w:rFonts w:ascii="맑은 고딕" w:hAnsi="맑은 고딕" w:eastAsia="맑은 고딕"/>
                 <w:sz w:val="24"/>
-                <w:szCs w:val="22"/>
               </w:rPr>
             </w:pPr>
             <w:r>
               <w:rPr>
-                <w:rFonts w:ascii="맑은 고딕" w:hAnsi="맑은 고딕" w:eastAsia="맑은 고딕" w:cs="Times New Roman"/>
-                <w:b w:val="0"/>
-                <w:bCs w:val="0"/>
-                <w:i w:val="0"/>
-                <w:color w:val="000000"/>
-                <w:kern w:val="2"/>
+                <w:rFonts w:eastAsia="맑은 고딕" w:ascii="맑은 고딕" w:hAnsi="맑은 고딕"/>
                 <w:sz w:val="24"/>
-                <w:szCs w:val="22"/>
               </w:rPr>
-              <w:t xml:space="preserve">원예작물학1</w:t>
+              <w:t>원예작물학1</w:t>
             </w:r>
           </w:p>
         </w:tc>
@@ -316,42 +225,23 @@
           <w:tcPr>
             <w:tcW w:w="427" w:type="dxa"/>
             <w:tcBorders>
-              <w:left w:val="single" w:sz="2" w:space="0" w:color="000000"/>
+              <w:start w:val="single" w:sz="2" w:space="0" w:color="000000"/>
             </w:tcBorders>
             <w:vAlign w:val="center"/>
           </w:tcPr>
           <w:p>
             <w:pPr>
-              <w:widowControl w:val="0"/>
-              <w:autoSpaceDE w:val="0"/>
-              <w:snapToGrid w:val="0"/>
-              <w:spacing w:before="0" w:after="0" w:line="240" w:lineRule="auto"/>
-              <w:ind w:left="0" w:right="0" w:firstLine="0"/>
-              <w:jc w:val="both"/>
-              <w:textAlignment w:val="baseline"/>
+              <w:pStyle w:val="Style15"/>
+              <w:spacing w:lineRule="auto" w:line="240"/>
               <w:rPr>
-                <w:rFonts w:ascii="바탕" w:hAnsi="바탕" w:eastAsia="바탕" w:cs="Times New Roman"/>
-                <w:b w:val="0"/>
-                <w:bCs w:val="0"/>
-                <w:i w:val="0"/>
-                <w:color w:val="000000"/>
-                <w:kern w:val="2"/>
                 <w:sz w:val="24"/>
-                <w:szCs w:val="22"/>
               </w:rPr>
             </w:pPr>
             <w:r>
               <w:rPr>
-                <w:rFonts w:ascii="바탕" w:hAnsi="바탕" w:eastAsia="바탕" w:cs="Times New Roman"/>
-                <w:b w:val="0"/>
-                <w:bCs w:val="0"/>
-                <w:i w:val="0"/>
-                <w:color w:val="000000"/>
-                <w:kern w:val="2"/>
                 <w:sz w:val="24"/>
-                <w:szCs w:val="22"/>
               </w:rPr>
-              <w:t xml:space="preserve"></w:t>
+              <w:t></w:t>
             </w:r>
           </w:p>
         </w:tc>
@@ -363,36 +253,22 @@
           </w:tcPr>
           <w:p>
             <w:pPr>
-              <w:widowControl w:val="0"/>
-              <w:autoSpaceDE w:val="0"/>
-              <w:snapToGrid w:val="0"/>
-              <w:spacing w:before="0" w:after="0" w:line="240" w:lineRule="auto"/>
-              <w:ind w:left="0" w:right="0" w:firstLine="0"/>
+              <w:pStyle w:val="Style15"/>
+              <w:spacing w:lineRule="auto" w:line="240"/>
               <w:jc w:val="distribute"/>
-              <w:textAlignment w:val="baseline"/>
               <w:rPr>
-                <w:rFonts w:ascii="바탕" w:hAnsi="바탕" w:eastAsia="맑은 고딕" w:cs="Times New Roman"/>
+                <w:rFonts w:eastAsia="맑은 고딕"/>
                 <w:b/>
-                <w:bCs w:val="0"/>
-                <w:i w:val="0"/>
-                <w:color w:val="000000"/>
-                <w:kern w:val="2"/>
                 <w:sz w:val="24"/>
-                <w:szCs w:val="22"/>
               </w:rPr>
             </w:pPr>
             <w:r>
               <w:rPr>
-                <w:rFonts w:ascii="바탕" w:hAnsi="바탕" w:eastAsia="맑은 고딕" w:cs="Times New Roman"/>
+                <w:rFonts w:eastAsia="맑은 고딕"/>
                 <w:b/>
-                <w:bCs w:val="0"/>
-                <w:i w:val="0"/>
-                <w:color w:val="000000"/>
-                <w:kern w:val="2"/>
                 <w:sz w:val="24"/>
-                <w:szCs w:val="22"/>
               </w:rPr>
-              <w:t xml:space="preserve">학번</w:t>
+              <w:t>학번</w:t>
             </w:r>
           </w:p>
         </w:tc>
@@ -404,36 +280,19 @@
           </w:tcPr>
           <w:p>
             <w:pPr>
-              <w:widowControl w:val="0"/>
-              <w:autoSpaceDE w:val="0"/>
-              <w:snapToGrid w:val="0"/>
-              <w:spacing w:before="0" w:after="0" w:line="240" w:lineRule="auto"/>
-              <w:ind w:left="0" w:right="0" w:firstLine="0"/>
-              <w:jc w:val="both"/>
-              <w:textAlignment w:val="baseline"/>
+              <w:pStyle w:val="Style15"/>
+              <w:spacing w:lineRule="auto" w:line="240"/>
               <w:rPr>
-                <w:rFonts w:ascii="맑은 고딕" w:hAnsi="맑은 고딕" w:eastAsia="바탕" w:cs="Times New Roman"/>
-                <w:b w:val="0"/>
-                <w:bCs w:val="0"/>
-                <w:i w:val="0"/>
-                <w:color w:val="000000"/>
-                <w:kern w:val="2"/>
+                <w:rFonts w:ascii="맑은 고딕" w:hAnsi="맑은 고딕"/>
                 <w:sz w:val="24"/>
-                <w:szCs w:val="22"/>
               </w:rPr>
             </w:pPr>
             <w:r>
               <w:rPr>
-                <w:rFonts w:ascii="맑은 고딕" w:hAnsi="맑은 고딕" w:eastAsia="바탕" w:cs="Times New Roman"/>
-                <w:b w:val="0"/>
-                <w:bCs w:val="0"/>
-                <w:i w:val="0"/>
-                <w:color w:val="000000"/>
-                <w:kern w:val="2"/>
+                <w:rFonts w:ascii="맑은 고딕" w:hAnsi="맑은 고딕"/>
                 <w:sz w:val="24"/>
-                <w:szCs w:val="22"/>
               </w:rPr>
-              <w:t xml:space="preserve">:</w:t>
+              <w:t>:</w:t>
             </w:r>
           </w:p>
         </w:tc>
@@ -441,42 +300,26 @@
           <w:tcPr>
             <w:tcW w:w="7285" w:type="dxa"/>
             <w:tcBorders>
-              <w:right w:val="single" w:sz="2" w:space="0" w:color="000000"/>
+              <w:end w:val="single" w:sz="2" w:space="0" w:color="000000"/>
             </w:tcBorders>
             <w:vAlign w:val="center"/>
           </w:tcPr>
           <w:p>
             <w:pPr>
-              <w:widowControl w:val="0"/>
-              <w:autoSpaceDE w:val="0"/>
-              <w:snapToGrid w:val="0"/>
-              <w:spacing w:before="0" w:after="0" w:line="240" w:lineRule="auto"/>
-              <w:ind w:left="0" w:right="0" w:firstLine="0"/>
-              <w:jc w:val="both"/>
-              <w:textAlignment w:val="baseline"/>
+              <w:pStyle w:val="Style15"/>
+              <w:snapToGrid w:val="false"/>
+              <w:spacing w:lineRule="auto" w:line="240"/>
               <w:rPr>
-                <w:rFonts w:ascii="맑은 고딕" w:hAnsi="맑은 고딕" w:eastAsia="맑은 고딕" w:cs="Times New Roman"/>
-                <w:b w:val="0"/>
-                <w:bCs w:val="0"/>
-                <w:i w:val="0"/>
-                <w:color w:val="000000"/>
-                <w:kern w:val="2"/>
+                <w:rFonts w:ascii="맑은 고딕" w:hAnsi="맑은 고딕" w:eastAsia="맑은 고딕"/>
                 <w:sz w:val="24"/>
-                <w:szCs w:val="22"/>
               </w:rPr>
             </w:pPr>
             <w:r>
               <w:rPr>
-                <w:rFonts w:ascii="맑은 고딕" w:hAnsi="맑은 고딕" w:eastAsia="맑은 고딕" w:cs="Times New Roman"/>
-                <w:b w:val="0"/>
-                <w:bCs w:val="0"/>
-                <w:i w:val="0"/>
-                <w:color w:val="000000"/>
-                <w:kern w:val="2"/>
+                <w:rFonts w:eastAsia="맑은 고딕" w:ascii="맑은 고딕" w:hAnsi="맑은 고딕"/>
                 <w:sz w:val="24"/>
-                <w:szCs w:val="22"/>
               </w:rPr>
-              <w:t xml:space="preserve">202631-348563</w:t>
+              <w:t>202631-348563</w:t>
             </w:r>
           </w:p>
         </w:tc>
@@ -489,42 +332,23 @@
           <w:tcPr>
             <w:tcW w:w="427" w:type="dxa"/>
             <w:tcBorders>
-              <w:left w:val="single" w:sz="2" w:space="0" w:color="000000"/>
+              <w:start w:val="single" w:sz="2" w:space="0" w:color="000000"/>
             </w:tcBorders>
             <w:vAlign w:val="center"/>
           </w:tcPr>
           <w:p>
             <w:pPr>
-              <w:widowControl w:val="0"/>
-              <w:autoSpaceDE w:val="0"/>
-              <w:snapToGrid w:val="0"/>
-              <w:spacing w:before="0" w:after="0" w:line="240" w:lineRule="auto"/>
-              <w:ind w:left="0" w:right="0" w:firstLine="0"/>
-              <w:jc w:val="both"/>
-              <w:textAlignment w:val="baseline"/>
+              <w:pStyle w:val="Style15"/>
+              <w:spacing w:lineRule="auto" w:line="240"/>
               <w:rPr>
-                <w:rFonts w:ascii="바탕" w:hAnsi="바탕" w:eastAsia="바탕" w:cs="Times New Roman"/>
-                <w:b w:val="0"/>
-                <w:bCs w:val="0"/>
-                <w:i w:val="0"/>
-                <w:color w:val="000000"/>
-                <w:kern w:val="2"/>
                 <w:sz w:val="24"/>
-                <w:szCs w:val="22"/>
               </w:rPr>
             </w:pPr>
             <w:r>
               <w:rPr>
-                <w:rFonts w:ascii="바탕" w:hAnsi="바탕" w:eastAsia="바탕" w:cs="Times New Roman"/>
-                <w:b w:val="0"/>
-                <w:bCs w:val="0"/>
-                <w:i w:val="0"/>
-                <w:color w:val="000000"/>
-                <w:kern w:val="2"/>
                 <w:sz w:val="24"/>
-                <w:szCs w:val="22"/>
               </w:rPr>
-              <w:t xml:space="preserve"></w:t>
+              <w:t></w:t>
             </w:r>
           </w:p>
         </w:tc>
@@ -536,36 +360,22 @@
           </w:tcPr>
           <w:p>
             <w:pPr>
-              <w:widowControl w:val="0"/>
-              <w:autoSpaceDE w:val="0"/>
-              <w:snapToGrid w:val="0"/>
-              <w:spacing w:before="0" w:after="0" w:line="240" w:lineRule="auto"/>
-              <w:ind w:left="0" w:right="0" w:firstLine="0"/>
+              <w:pStyle w:val="Style15"/>
+              <w:spacing w:lineRule="auto" w:line="240"/>
               <w:jc w:val="distribute"/>
-              <w:textAlignment w:val="baseline"/>
               <w:rPr>
-                <w:rFonts w:ascii="바탕" w:hAnsi="바탕" w:eastAsia="맑은 고딕" w:cs="Times New Roman"/>
+                <w:rFonts w:eastAsia="맑은 고딕"/>
                 <w:b/>
-                <w:bCs w:val="0"/>
-                <w:i w:val="0"/>
-                <w:color w:val="000000"/>
-                <w:kern w:val="2"/>
                 <w:sz w:val="24"/>
-                <w:szCs w:val="22"/>
               </w:rPr>
             </w:pPr>
             <w:r>
               <w:rPr>
-                <w:rFonts w:ascii="바탕" w:hAnsi="바탕" w:eastAsia="맑은 고딕" w:cs="Times New Roman"/>
+                <w:rFonts w:eastAsia="맑은 고딕"/>
                 <w:b/>
-                <w:bCs w:val="0"/>
-                <w:i w:val="0"/>
-                <w:color w:val="000000"/>
-                <w:kern w:val="2"/>
                 <w:sz w:val="24"/>
-                <w:szCs w:val="22"/>
               </w:rPr>
-              <w:t xml:space="preserve">성명</w:t>
+              <w:t>성명</w:t>
             </w:r>
           </w:p>
         </w:tc>
@@ -577,36 +387,19 @@
           </w:tcPr>
           <w:p>
             <w:pPr>
-              <w:widowControl w:val="0"/>
-              <w:autoSpaceDE w:val="0"/>
-              <w:snapToGrid w:val="0"/>
-              <w:spacing w:before="0" w:after="0" w:line="240" w:lineRule="auto"/>
-              <w:ind w:left="0" w:right="0" w:firstLine="0"/>
-              <w:jc w:val="both"/>
-              <w:textAlignment w:val="baseline"/>
+              <w:pStyle w:val="Style15"/>
+              <w:spacing w:lineRule="auto" w:line="240"/>
               <w:rPr>
-                <w:rFonts w:ascii="맑은 고딕" w:hAnsi="맑은 고딕" w:eastAsia="바탕" w:cs="Times New Roman"/>
-                <w:b w:val="0"/>
-                <w:bCs w:val="0"/>
-                <w:i w:val="0"/>
-                <w:color w:val="000000"/>
-                <w:kern w:val="2"/>
+                <w:rFonts w:ascii="맑은 고딕" w:hAnsi="맑은 고딕"/>
                 <w:sz w:val="24"/>
-                <w:szCs w:val="22"/>
               </w:rPr>
             </w:pPr>
             <w:r>
               <w:rPr>
-                <w:rFonts w:ascii="맑은 고딕" w:hAnsi="맑은 고딕" w:eastAsia="바탕" w:cs="Times New Roman"/>
-                <w:b w:val="0"/>
-                <w:bCs w:val="0"/>
-                <w:i w:val="0"/>
-                <w:color w:val="000000"/>
-                <w:kern w:val="2"/>
+                <w:rFonts w:ascii="맑은 고딕" w:hAnsi="맑은 고딕"/>
                 <w:sz w:val="24"/>
-                <w:szCs w:val="22"/>
               </w:rPr>
-              <w:t xml:space="preserve">:</w:t>
+              <w:t>:</w:t>
             </w:r>
           </w:p>
         </w:tc>
@@ -614,42 +407,26 @@
           <w:tcPr>
             <w:tcW w:w="7285" w:type="dxa"/>
             <w:tcBorders>
-              <w:right w:val="single" w:sz="2" w:space="0" w:color="000000"/>
+              <w:end w:val="single" w:sz="2" w:space="0" w:color="000000"/>
             </w:tcBorders>
             <w:vAlign w:val="center"/>
           </w:tcPr>
           <w:p>
             <w:pPr>
-              <w:widowControl w:val="0"/>
-              <w:autoSpaceDE w:val="0"/>
-              <w:snapToGrid w:val="0"/>
-              <w:spacing w:before="0" w:after="0" w:line="240" w:lineRule="auto"/>
-              <w:ind w:left="0" w:right="0" w:firstLine="0"/>
-              <w:jc w:val="both"/>
-              <w:textAlignment w:val="baseline"/>
+              <w:pStyle w:val="Style15"/>
+              <w:snapToGrid w:val="false"/>
+              <w:spacing w:lineRule="auto" w:line="240"/>
               <w:rPr>
-                <w:rFonts w:ascii="맑은 고딕" w:hAnsi="맑은 고딕" w:eastAsia="맑은 고딕" w:cs="Times New Roman"/>
-                <w:b w:val="0"/>
-                <w:bCs w:val="0"/>
-                <w:i w:val="0"/>
-                <w:color w:val="000000"/>
-                <w:kern w:val="2"/>
+                <w:rFonts w:ascii="맑은 고딕" w:hAnsi="맑은 고딕" w:eastAsia="맑은 고딕"/>
                 <w:sz w:val="24"/>
-                <w:szCs w:val="22"/>
               </w:rPr>
             </w:pPr>
             <w:r>
               <w:rPr>
-                <w:rFonts w:ascii="맑은 고딕" w:hAnsi="맑은 고딕" w:eastAsia="맑은 고딕" w:cs="Times New Roman"/>
-                <w:b w:val="0"/>
-                <w:bCs w:val="0"/>
-                <w:i w:val="0"/>
-                <w:color w:val="000000"/>
-                <w:kern w:val="2"/>
+                <w:rFonts w:eastAsia="맑은 고딕" w:ascii="맑은 고딕" w:hAnsi="맑은 고딕"/>
                 <w:sz w:val="24"/>
-                <w:szCs w:val="22"/>
               </w:rPr>
-              <w:t xml:space="preserve">임성렬</w:t>
+              <w:t>임성렬</w:t>
             </w:r>
           </w:p>
         </w:tc>
@@ -662,43 +439,24 @@
           <w:tcPr>
             <w:tcW w:w="427" w:type="dxa"/>
             <w:tcBorders>
-              <w:left w:val="single" w:sz="2" w:space="0" w:color="000000"/>
+              <w:start w:val="single" w:sz="2" w:space="0" w:color="000000"/>
               <w:bottom w:val="single" w:sz="2" w:space="0" w:color="000000"/>
             </w:tcBorders>
             <w:vAlign w:val="center"/>
           </w:tcPr>
           <w:p>
             <w:pPr>
-              <w:widowControl w:val="0"/>
-              <w:autoSpaceDE w:val="0"/>
-              <w:snapToGrid w:val="0"/>
-              <w:spacing w:before="0" w:after="0" w:line="240" w:lineRule="auto"/>
-              <w:ind w:left="0" w:right="0" w:firstLine="0"/>
-              <w:jc w:val="both"/>
-              <w:textAlignment w:val="baseline"/>
+              <w:pStyle w:val="Style15"/>
+              <w:spacing w:lineRule="auto" w:line="240"/>
               <w:rPr>
-                <w:rFonts w:ascii="바탕" w:hAnsi="바탕" w:eastAsia="바탕" w:cs="Times New Roman"/>
-                <w:b w:val="0"/>
-                <w:bCs w:val="0"/>
-                <w:i w:val="0"/>
-                <w:color w:val="000000"/>
-                <w:kern w:val="2"/>
                 <w:sz w:val="24"/>
-                <w:szCs w:val="22"/>
               </w:rPr>
             </w:pPr>
             <w:r>
               <w:rPr>
-                <w:rFonts w:ascii="바탕" w:hAnsi="바탕" w:eastAsia="바탕" w:cs="Times New Roman"/>
-                <w:b w:val="0"/>
-                <w:bCs w:val="0"/>
-                <w:i w:val="0"/>
-                <w:color w:val="000000"/>
-                <w:kern w:val="2"/>
                 <w:sz w:val="24"/>
-                <w:szCs w:val="22"/>
               </w:rPr>
-              <w:t xml:space="preserve"></w:t>
+              <w:t></w:t>
             </w:r>
           </w:p>
         </w:tc>
@@ -712,36 +470,22 @@
           </w:tcPr>
           <w:p>
             <w:pPr>
-              <w:widowControl w:val="0"/>
-              <w:autoSpaceDE w:val="0"/>
-              <w:snapToGrid w:val="0"/>
-              <w:spacing w:before="0" w:after="0" w:line="240" w:lineRule="auto"/>
-              <w:ind w:left="0" w:right="0" w:firstLine="0"/>
+              <w:pStyle w:val="Style15"/>
+              <w:spacing w:lineRule="auto" w:line="240"/>
               <w:jc w:val="distribute"/>
-              <w:textAlignment w:val="baseline"/>
               <w:rPr>
-                <w:rFonts w:ascii="바탕" w:hAnsi="바탕" w:eastAsia="맑은 고딕" w:cs="Times New Roman"/>
+                <w:rFonts w:eastAsia="맑은 고딕"/>
                 <w:b/>
-                <w:bCs w:val="0"/>
-                <w:i w:val="0"/>
-                <w:color w:val="000000"/>
-                <w:kern w:val="2"/>
                 <w:sz w:val="24"/>
-                <w:szCs w:val="22"/>
               </w:rPr>
             </w:pPr>
             <w:r>
               <w:rPr>
-                <w:rFonts w:ascii="바탕" w:hAnsi="바탕" w:eastAsia="맑은 고딕" w:cs="Times New Roman"/>
+                <w:rFonts w:eastAsia="맑은 고딕"/>
                 <w:b/>
-                <w:bCs w:val="0"/>
-                <w:i w:val="0"/>
-                <w:color w:val="000000"/>
-                <w:kern w:val="2"/>
                 <w:sz w:val="24"/>
-                <w:szCs w:val="22"/>
               </w:rPr>
-              <w:t xml:space="preserve">연락처</w:t>
+              <w:t>연락처</w:t>
             </w:r>
           </w:p>
         </w:tc>
@@ -755,36 +499,19 @@
           </w:tcPr>
           <w:p>
             <w:pPr>
-              <w:widowControl w:val="0"/>
-              <w:autoSpaceDE w:val="0"/>
-              <w:snapToGrid w:val="0"/>
-              <w:spacing w:before="0" w:after="0" w:line="240" w:lineRule="auto"/>
-              <w:ind w:left="0" w:right="0" w:firstLine="0"/>
-              <w:jc w:val="both"/>
-              <w:textAlignment w:val="baseline"/>
+              <w:pStyle w:val="Style15"/>
+              <w:spacing w:lineRule="auto" w:line="240"/>
               <w:rPr>
-                <w:rFonts w:ascii="맑은 고딕" w:hAnsi="맑은 고딕" w:eastAsia="바탕" w:cs="Times New Roman"/>
-                <w:b w:val="0"/>
-                <w:bCs w:val="0"/>
-                <w:i w:val="0"/>
-                <w:color w:val="000000"/>
-                <w:kern w:val="2"/>
+                <w:rFonts w:ascii="맑은 고딕" w:hAnsi="맑은 고딕"/>
                 <w:sz w:val="24"/>
-                <w:szCs w:val="22"/>
               </w:rPr>
             </w:pPr>
             <w:r>
               <w:rPr>
-                <w:rFonts w:ascii="맑은 고딕" w:hAnsi="맑은 고딕" w:eastAsia="바탕" w:cs="Times New Roman"/>
-                <w:b w:val="0"/>
-                <w:bCs w:val="0"/>
-                <w:i w:val="0"/>
-                <w:color w:val="000000"/>
-                <w:kern w:val="2"/>
+                <w:rFonts w:ascii="맑은 고딕" w:hAnsi="맑은 고딕"/>
                 <w:sz w:val="24"/>
-                <w:szCs w:val="22"/>
               </w:rPr>
-              <w:t xml:space="preserve">:</w:t>
+              <w:t>:</w:t>
             </w:r>
           </w:p>
         </w:tc>
@@ -793,56 +520,42 @@
             <w:tcW w:w="7285" w:type="dxa"/>
             <w:tcBorders>
               <w:bottom w:val="single" w:sz="2" w:space="0" w:color="000000"/>
-              <w:right w:val="single" w:sz="2" w:space="0" w:color="000000"/>
+              <w:end w:val="single" w:sz="2" w:space="0" w:color="000000"/>
             </w:tcBorders>
             <w:vAlign w:val="center"/>
           </w:tcPr>
           <w:p>
             <w:pPr>
-              <w:widowControl w:val="0"/>
-              <w:autoSpaceDE w:val="0"/>
-              <w:snapToGrid w:val="0"/>
-              <w:spacing w:before="0" w:after="0" w:line="240" w:lineRule="auto"/>
-              <w:ind w:left="0" w:right="0" w:firstLine="0"/>
-              <w:jc w:val="both"/>
-              <w:textAlignment w:val="baseline"/>
+              <w:pStyle w:val="Style15"/>
+              <w:snapToGrid w:val="false"/>
+              <w:spacing w:lineRule="auto" w:line="240"/>
               <w:rPr>
-                <w:rFonts w:ascii="맑은 고딕" w:hAnsi="맑은 고딕" w:eastAsia="맑은 고딕" w:cs="Times New Roman"/>
-                <w:b w:val="0"/>
-                <w:bCs w:val="0"/>
-                <w:i w:val="0"/>
-                <w:color w:val="000000"/>
-                <w:kern w:val="2"/>
+                <w:rFonts w:ascii="맑은 고딕" w:hAnsi="맑은 고딕" w:eastAsia="맑은 고딕"/>
                 <w:sz w:val="24"/>
-                <w:szCs w:val="22"/>
               </w:rPr>
             </w:pPr>
+            <w:r>
+              <w:rPr>
+                <w:rFonts w:eastAsia="맑은 고딕" w:ascii="맑은 고딕" w:hAnsi="맑은 고딕"/>
+                <w:sz w:val="24"/>
+              </w:rPr>
+            </w:r>
           </w:p>
         </w:tc>
       </w:tr>
     </w:tbl>
     <w:p>
       <w:pPr>
-        <w:widowControl w:val="0"/>
-        <w:autoSpaceDE w:val="0"/>
-        <w:snapToGrid w:val="0"/>
-        <w:spacing w:before="0" w:after="0" w:line="384" w:lineRule="auto"/>
-        <w:ind w:left="0" w:right="0" w:firstLine="0"/>
-        <w:jc w:val="both"/>
-        <w:textAlignment w:val="baseline"/>
+        <w:pStyle w:val="Style15"/>
         <w:rPr>
-          <w:rFonts w:ascii="맑은 고딕" w:hAnsi="맑은 고딕" w:eastAsia="맑은 고딕" w:cs="Times New Roman"/>
-          <w:b w:val="0"/>
-          <w:bCs w:val="0"/>
-          <w:i w:val="0"/>
-          <w:color w:val="000000"/>
+          <w:rFonts w:ascii="맑은 고딕" w:hAnsi="맑은 고딕" w:eastAsia="맑은 고딕"/>
           <w:spacing w:val="-5"/>
-          <w:kern w:val="2"/>
-          <w:sz w:val="20"/>
           <w:szCs w:val="20"/>
         </w:rPr>
       </w:pPr>
-      <w:r xmlns:a="http://schemas.openxmlformats.org/drawingml/2006/main" xmlns:pic="http://schemas.openxmlformats.org/drawingml/2006/picture">
+      <w:bookmarkStart w:id="0" w:name="_top"/>
+      <w:bookmarkEnd w:id="0"/>
+      <w:r>
         <w:drawing>
           <wp:anchor behindDoc="0" distT="0" distB="0" distL="114935" distR="114935" simplePos="0" locked="0" layoutInCell="0" allowOverlap="1" relativeHeight="2">
             <wp:simplePos x="0" y="0"/>
@@ -855,21 +568,22 @@
             <wp:extent cx="6120130" cy="144145"/>
             <wp:effectExtent l="0" t="0" r="0" b="0"/>
             <wp:wrapTopAndBottom/>
-            <wp:docPr id="1003" name="그림 1"/>
+            <wp:docPr id="1003" name="그림 1" descr="" title=""/>
             <wp:cNvGraphicFramePr>
-              <a:graphicFrameLocks noChangeAspect="1"/>
+              <a:graphicFrameLocks xmlns:a="http://schemas.openxmlformats.org/drawingml/2006/main" noChangeAspect="1"/>
             </wp:cNvGraphicFramePr>
-            <a:graphic>
+            <a:graphic xmlns:a="http://schemas.openxmlformats.org/drawingml/2006/main">
               <a:graphicData uri="http://schemas.openxmlformats.org/drawingml/2006/picture">
-                <pic:pic>
+                <pic:pic xmlns:pic="http://schemas.openxmlformats.org/drawingml/2006/picture">
                   <pic:nvPicPr>
-                    <pic:cNvPr id="1003" name="그림 1"/>
+                    <pic:cNvPr id="1003" name="그림 1" descr="" title=""/>
                     <pic:cNvPicPr>
                       <a:picLocks noChangeAspect="1" noChangeArrowheads="1"/>
                     </pic:cNvPicPr>
                   </pic:nvPicPr>
                   <pic:blipFill>
                     <a:blip r:embed="rId11"/>
+                    <a:srcRect l="-5" t="-236" r="-5" b="-236"/>
                     <a:stretch>
                       <a:fillRect/>
                     </a:stretch>
@@ -891,164 +605,97 @@
       </w:r>
       <w:r>
         <w:rPr>
-          <w:rFonts w:ascii="맑은 고딕" w:hAnsi="맑은 고딕" w:eastAsia="맑은 고딕" w:cs="맑은 고딕"/>
-          <w:b w:val="0"/>
-          <w:bCs w:val="0"/>
-          <w:i w:val="0"/>
-          <w:color w:val="000000"/>
+          <w:rFonts w:eastAsia="맑은 고딕" w:cs="맑은 고딕" w:ascii="맑은 고딕" w:hAnsi="맑은 고딕"/>
           <w:spacing w:val="-5"/>
-          <w:kern w:val="2"/>
-          <w:sz w:val="20"/>
           <w:szCs w:val="20"/>
         </w:rPr>
         <w:t xml:space="preserve"> </w:t>
       </w:r>
       <w:r>
         <w:rPr>
-          <w:rFonts w:ascii="맑은 고딕" w:hAnsi="맑은 고딕" w:eastAsia="바탕" w:cs="Times New Roman"/>
-          <w:b w:val="0"/>
-          <w:bCs w:val="0"/>
-          <w:i w:val="0"/>
-          <w:color w:val="000000"/>
+          <w:rFonts w:ascii="맑은 고딕" w:hAnsi="맑은 고딕"/>
           <w:spacing w:val="-5"/>
-          <w:kern w:val="2"/>
-          <w:sz w:val="20"/>
           <w:szCs w:val="20"/>
         </w:rPr>
-        <w:t xml:space="preserve">※</w:t>
+        <w:t>※</w:t>
       </w:r>
       <w:r>
         <w:rPr>
-          <w:rFonts w:ascii="맑은 고딕" w:hAnsi="맑은 고딕" w:eastAsia="맑은 고딕" w:cs="맑은 고딕"/>
-          <w:b w:val="0"/>
-          <w:bCs w:val="0"/>
-          <w:i w:val="0"/>
-          <w:color w:val="000000"/>
+          <w:rFonts w:eastAsia="맑은 고딕" w:cs="맑은 고딕" w:ascii="맑은 고딕" w:hAnsi="맑은 고딕"/>
           <w:spacing w:val="-5"/>
-          <w:kern w:val="2"/>
-          <w:sz w:val="20"/>
           <w:szCs w:val="20"/>
         </w:rPr>
         <w:t xml:space="preserve"> </w:t>
       </w:r>
       <w:r>
         <w:rPr>
-          <w:rFonts w:ascii="맑은 고딕" w:hAnsi="맑은 고딕" w:eastAsia="맑은 고딕" w:cs="Times New Roman"/>
-          <w:b w:val="0"/>
-          <w:bCs w:val="0"/>
-          <w:i w:val="0"/>
-          <w:color w:val="000000"/>
+          <w:rFonts w:eastAsia="맑은 고딕" w:ascii="맑은 고딕" w:hAnsi="맑은 고딕"/>
           <w:spacing w:val="-5"/>
-          <w:kern w:val="2"/>
-          <w:sz w:val="20"/>
           <w:szCs w:val="20"/>
         </w:rPr>
-        <w:t xml:space="preserve">A4</w:t>
+        <w:t>A4</w:t>
       </w:r>
       <w:r>
         <w:rPr>
-          <w:rFonts w:ascii="맑은 고딕" w:hAnsi="맑은 고딕" w:eastAsia="맑은 고딕" w:cs="Times New Roman"/>
-          <w:b w:val="0"/>
-          <w:bCs w:val="0"/>
-          <w:i w:val="0"/>
-          <w:color w:val="000000"/>
+          <w:rFonts w:ascii="맑은 고딕" w:hAnsi="맑은 고딕" w:eastAsia="맑은 고딕"/>
           <w:spacing w:val="-5"/>
-          <w:kern w:val="2"/>
-          <w:sz w:val="20"/>
           <w:szCs w:val="20"/>
         </w:rPr>
-        <w:t xml:space="preserve">용지 편집 사용</w:t>
+        <w:t>용지 편집 사용</w:t>
       </w:r>
     </w:p>
     <w:p>
       <w:pPr>
-        <w:widowControl w:val="0"/>
-        <w:autoSpaceDE w:val="0"/>
-        <w:snapToGrid w:val="0"/>
-        <w:spacing w:before="0" w:after="0" w:line="240" w:lineRule="auto"/>
-        <w:ind w:left="0" w:right="0" w:firstLine="0"/>
-        <w:jc w:val="both"/>
-        <w:textAlignment w:val="baseline"/>
+        <w:pStyle w:val="Style15"/>
+        <w:spacing w:lineRule="auto" w:line="240"/>
         <w:rPr>
           <w:rFonts w:ascii="맑은 고딕" w:hAnsi="맑은 고딕" w:eastAsia="맑은 고딕" w:cs="맑은 고딕"/>
-          <w:b w:val="0"/>
-          <w:bCs w:val="0"/>
-          <w:i w:val="0"/>
           <w:strike/>
-          <w:color w:val="000000"/>
           <w:spacing w:val="-5"/>
-          <w:kern w:val="2"/>
           <w:sz w:val="24"/>
-          <w:szCs w:val="24"/>
         </w:rPr>
       </w:pPr>
       <w:r>
         <w:rPr>
-          <w:rFonts w:ascii="맑은 고딕" w:hAnsi="맑은 고딕" w:eastAsia="맑은 고딕" w:cs="맑은 고딕"/>
-          <w:b w:val="0"/>
-          <w:bCs w:val="0"/>
-          <w:i w:val="0"/>
+          <w:rFonts w:eastAsia="맑은 고딕" w:cs="맑은 고딕" w:ascii="맑은 고딕" w:hAnsi="맑은 고딕"/>
           <w:strike/>
-          <w:color w:val="000000"/>
           <w:spacing w:val="-5"/>
-          <w:kern w:val="2"/>
           <w:sz w:val="24"/>
-          <w:szCs w:val="24"/>
         </w:rPr>
         <w:t xml:space="preserve">                                                                                        </w:t>
       </w:r>
     </w:p>
     <w:p>
       <w:pPr>
-        <w:widowControl w:val="0"/>
-        <w:autoSpaceDE w:val="0"/>
-        <w:snapToGrid w:val="0"/>
-        <w:spacing w:before="0" w:after="0" w:line="384" w:lineRule="auto"/>
-        <w:ind w:left="0" w:right="0" w:firstLine="0"/>
-        <w:jc w:val="both"/>
-        <w:textAlignment w:val="baseline"/>
+        <w:pStyle w:val="Style15"/>
         <w:rPr>
-          <w:rFonts w:ascii="맑은 고딕" w:hAnsi="맑은 고딕" w:eastAsia="맑은 고딕" w:cs="Times New Roman"/>
-          <w:b w:val="0"/>
-          <w:bCs w:val="0"/>
-          <w:i w:val="0"/>
-          <w:color w:val="000000"/>
+          <w:rFonts w:ascii="맑은 고딕" w:hAnsi="맑은 고딕" w:eastAsia="맑은 고딕"/>
           <w:spacing w:val="-5"/>
-          <w:kern w:val="2"/>
           <w:sz w:val="24"/>
-          <w:szCs w:val="24"/>
         </w:rPr>
         <w:sectPr>
+          <w:type w:val="nextPage"/>
           <w:pgSz w:w="11906" w:h="16838"/>
-          <w:pgMar w:top="1984" w:right="1134" w:bottom="1700" w:left="1134" w:header="1134" w:footer="850" w:gutter="0"/>
-          <w:cols w:space="720"/>
+          <w:pgMar w:left="1134" w:right="1134" w:gutter="0" w:header="0" w:top="1984" w:footer="0" w:bottom="1700"/>
+          <w:pgNumType w:fmt="decimal"/>
+          <w:formProt w:val="false"/>
+          <w:textDirection w:val="lrTb"/>
+          <w:docGrid w:type="default" w:linePitch="360" w:charSpace="0"/>
         </w:sectPr>
       </w:pPr>
       <w:r>
         <w:rPr>
-          <w:rFonts w:ascii="맑은 고딕" w:hAnsi="맑은 고딕" w:eastAsia="맑은 고딕" w:cs="Times New Roman"/>
-          <w:b w:val="0"/>
-          <w:bCs w:val="0"/>
-          <w:i w:val="0"/>
-          <w:color w:val="000000"/>
+          <w:rFonts w:eastAsia="맑은 고딕" w:ascii="맑은 고딕" w:hAnsi="맑은 고딕"/>
           <w:spacing w:val="-5"/>
-          <w:kern w:val="2"/>
           <w:sz w:val="24"/>
-          <w:szCs w:val="24"/>
         </w:rPr>
         <w:t xml:space="preserve">- </w:t>
       </w:r>
       <w:r>
         <w:rPr>
-          <w:rFonts w:ascii="맑은 고딕" w:hAnsi="맑은 고딕" w:eastAsia="맑은 고딕" w:cs="Times New Roman"/>
-          <w:b w:val="0"/>
-          <w:bCs w:val="0"/>
-          <w:i w:val="0"/>
-          <w:color w:val="000000"/>
+          <w:rFonts w:ascii="맑은 고딕" w:hAnsi="맑은 고딕" w:eastAsia="맑은 고딕"/>
           <w:spacing w:val="-5"/>
-          <w:kern w:val="2"/>
           <w:sz w:val="24"/>
-          <w:szCs w:val="24"/>
         </w:rPr>
         <w:t xml:space="preserve">이하 작성  </w:t>
       </w:r>
@@ -15523,6 +15170,28 @@
       </w:tcPr>
     </w:tblStylePr>
   </w:style>
+  <w:style w:type="paragraph" w:styleId="Style15">
+    <w:name w:val="바탕글"/>
+    <w:qFormat/>
+    <w:pPr>
+      <w:widowControl w:val="false"/>
+      <w:pBdr/>
+      <w:autoSpaceDE w:val="false"/>
+      <w:bidi w:val="0"/>
+      <w:snapToGrid w:val="false"/>
+      <w:spacing w:lineRule="auto" w:line="384" w:before="0" w:after="0"/>
+      <w:jc w:val="both"/>
+      <w:textAlignment w:val="baseline"/>
+    </w:pPr>
+    <w:rPr>
+      <w:rFonts w:ascii="바탕" w:hAnsi="바탕" w:eastAsia="바탕" w:cs="Times New Roman"/>
+      <w:color w:val="000000"/>
+      <w:kern w:val="2"/>
+      <w:sz w:val="20"/>
+      <w:szCs w:val="22"/>
+      <w:lang w:val="en-US" w:eastAsia="ko-KR" w:bidi="ar-SA"/>
+    </w:rPr>
+  </w:style>
 </w:styles>
 </file>
 

--- a/assignments/제출용/원예작물학1_결과보고서_제출용.docx
+++ b/assignments/제출용/원예작물학1_결과보고서_제출용.docx
@@ -3076,7 +3076,7 @@
           <w:b w:val="0"/>
           <w:sz w:val="19"/>
         </w:rPr>
-        <w:t>아주경제(2024.10.17). 토마토 소매가격 급등 관련 기사. https://www.ajunews.com/view/20241017150602169</w:t>
+        <w:t>아주경제(2024.10.17). 「金배추 이어 토마토·양상추도 난리...폭염 청구서 ‘현재 진행형’」. https://www.ajunews.com/view/20241017150602169</w:t>
       </w:r>
     </w:p>
     <w:p>
@@ -3090,7 +3090,7 @@
           <w:b w:val="0"/>
           <w:sz w:val="19"/>
         </w:rPr>
-        <w:t>한국경제(2025.7.30). 토마토 도매가격 상승 관련 기사. https://www.hankyung.com/article/2025073020361</w:t>
+        <w:t>한국경제(2025.7.30). 「토마토 도매價 1년 새 2배 뛰었다」. https://www.hankyung.com/article/2025073020361</w:t>
       </w:r>
     </w:p>
     <w:p>
@@ -3109,7 +3109,7 @@
     </w:p>
     <w:sectPr>
       <w:pgSz w:w="11906" w:h="16838"/>
-      <w:pgMar w:top="1020" w:right="1134" w:bottom="850" w:left="1134" w:header="567" w:footer="567" w:gutter="0"/>
+      <w:pgMar w:top="1020" w:right="1020" w:bottom="850" w:left="1020" w:header="567" w:footer="567" w:gutter="0"/>
       <w:cols w:space="720"/>
       <w:docGrid w:linePitch="360"/>
     </w:sectPr>
